--- a/docs/technical/ahgDisplayPlugin.docx
+++ b/docs/technical/ahgDisplayPlugin.docx
@@ -2,32 +2,22 @@
 <file path=word/document.xml><?xml version="1.0" encoding="utf-8"?>
 <w:document xmlns:w="http://schemas.openxmlformats.org/wordprocessingml/2006/main" xmlns:m="http://schemas.openxmlformats.org/officeDocument/2006/math" xmlns:r="http://schemas.openxmlformats.org/officeDocument/2006/relationships" xmlns:o="urn:schemas-microsoft-com:office:office" xmlns:v="urn:schemas-microsoft-com:vml" xmlns:w10="urn:schemas-microsoft-com:office:word" xmlns:a="http://schemas.openxmlformats.org/drawingml/2006/main" xmlns:pic="http://schemas.openxmlformats.org/drawingml/2006/picture" xmlns:wp="http://schemas.openxmlformats.org/drawingml/2006/wordprocessingDrawing">
   <w:body>
-    <w:sdt>
-      <w:sdtPr>
-        <w:docPartObj>
-          <w:docPartGallery w:val="Table of Contents"/>
-          <w:docPartUnique/>
-        </w:docPartObj>
-      </w:sdtPr>
-      <w:sdtContent>
-        <w:p>
-          <w:pPr>
-            <w:pStyle w:val="TOCHeading"/>
-          </w:pPr>
-          <w:r>
-            <w:t xml:space="preserve">Table of Contents</w:t>
-          </w:r>
-        </w:p>
-        <w:p>
-          <w:r>
-            <w:fldChar w:fldCharType="begin" w:dirty="true"/>
-            <w:instrText xml:space="preserve">TOC \o "1-3" \h \z \u</w:instrText>
-            <w:fldChar w:fldCharType="separate"/>
-            <w:fldChar w:fldCharType="end"/>
-          </w:r>
-        </w:p>
-      </w:sdtContent>
-    </w:sdt>
+    <w:p>
+      <w:pPr>
+        <w:pStyle w:val="Title"/>
+      </w:pPr>
+      <w:r>
+        <w:t xml:space="preserve">ahgDisplayPlugin - Technical Documentation</w:t>
+      </w:r>
+    </w:p>
+    <w:p>
+      <w:pPr>
+        <w:pStyle w:val="Author"/>
+      </w:pPr>
+      <w:r>
+        <w:t xml:space="preserve">The Archive and Heritage Group (Pty) Ltd</w:t>
+      </w:r>
+    </w:p>
     <w:bookmarkStart w:id="61" w:name="X27286886db3a5ae5ec9afbc40cbab1134edf91a"/>
     <w:p>
       <w:pPr>
@@ -130,373 +120,237 @@
     </w:p>
     <w:p>
       <w:pPr>
-        <w:pStyle w:val="SourceCode"/>
+        <w:pStyle w:val="FirstParagraph"/>
       </w:pPr>
       <w:r>
-        <w:rPr>
-          <w:rStyle w:val="VerbatimChar"/>
-        </w:rPr>
-        <w:t xml:space="preserve">+-----------------------------------------------------------------------+</w:t>
-      </w:r>
-      <w:r>
-        <w:br/>
-      </w:r>
-      <w:r>
-        <w:rPr>
-          <w:rStyle w:val="VerbatimChar"/>
-        </w:rPr>
-        <w:t xml:space="preserve">|                        ahgDisplayPlugin                                |</w:t>
-      </w:r>
-      <w:r>
-        <w:br/>
-      </w:r>
-      <w:r>
-        <w:rPr>
-          <w:rStyle w:val="VerbatimChar"/>
-        </w:rPr>
-        <w:t xml:space="preserve">+-----------------------------------------------------------------------+</w:t>
-      </w:r>
-      <w:r>
-        <w:br/>
-      </w:r>
-      <w:r>
-        <w:rPr>
-          <w:rStyle w:val="VerbatimChar"/>
-        </w:rPr>
-        <w:t xml:space="preserve">|                                                                        |</w:t>
-      </w:r>
-      <w:r>
-        <w:br/>
-      </w:r>
-      <w:r>
-        <w:rPr>
-          <w:rStyle w:val="VerbatimChar"/>
-        </w:rPr>
-        <w:t xml:space="preserve">|  +---------------------------+      +----------------------------+    |</w:t>
-      </w:r>
-      <w:r>
-        <w:br/>
-      </w:r>
-      <w:r>
-        <w:rPr>
-          <w:rStyle w:val="VerbatimChar"/>
-        </w:rPr>
-        <w:t xml:space="preserve">|  |     Plugin Configuration  |      |     Event Dispatching      |    |</w:t>
-      </w:r>
-      <w:r>
-        <w:br/>
-      </w:r>
-      <w:r>
-        <w:rPr>
-          <w:rStyle w:val="VerbatimChar"/>
-        </w:rPr>
-        <w:t xml:space="preserve">|  |  ahgDisplayPluginConfig   |      |  * routing.load_config     |    |</w:t>
-      </w:r>
-      <w:r>
-        <w:br/>
-      </w:r>
-      <w:r>
-        <w:rPr>
-          <w:rStyle w:val="VerbatimChar"/>
-        </w:rPr>
-        <w:t xml:space="preserve">|  |  * PSR-4 autoloader       |      |  * template.filter_params  |    |</w:t>
-      </w:r>
-      <w:r>
-        <w:br/>
-      </w:r>
-      <w:r>
-        <w:rPr>
-          <w:rStyle w:val="VerbatimChar"/>
-        </w:rPr>
-        <w:t xml:space="preserve">|  |  * Module registration    |      |  * QubitIO.save/insert     |    |</w:t>
-      </w:r>
-      <w:r>
-        <w:br/>
-      </w:r>
-      <w:r>
-        <w:rPr>
-          <w:rStyle w:val="VerbatimChar"/>
-        </w:rPr>
-        <w:t xml:space="preserve">|  +---------------------------+      +----------------------------+    |</w:t>
-      </w:r>
-      <w:r>
-        <w:br/>
-      </w:r>
-      <w:r>
-        <w:rPr>
-          <w:rStyle w:val="VerbatimChar"/>
-        </w:rPr>
-        <w:t xml:space="preserve">|               |                                  |                     |</w:t>
-      </w:r>
-      <w:r>
-        <w:br/>
-      </w:r>
-      <w:r>
-        <w:rPr>
-          <w:rStyle w:val="VerbatimChar"/>
-        </w:rPr>
-        <w:t xml:space="preserve">|               V                                  V                     |</w:t>
-      </w:r>
-      <w:r>
-        <w:br/>
-      </w:r>
-      <w:r>
-        <w:rPr>
-          <w:rStyle w:val="VerbatimChar"/>
-        </w:rPr>
-        <w:t xml:space="preserve">|  +------------------------------------------------------------+       |</w:t>
-      </w:r>
-      <w:r>
-        <w:br/>
-      </w:r>
-      <w:r>
-        <w:rPr>
-          <w:rStyle w:val="VerbatimChar"/>
-        </w:rPr>
-        <w:t xml:space="preserve">|  |                    Core Services                            |       |</w:t>
-      </w:r>
-      <w:r>
-        <w:br/>
-      </w:r>
-      <w:r>
-        <w:rPr>
-          <w:rStyle w:val="VerbatimChar"/>
-        </w:rPr>
-        <w:t xml:space="preserve">|  +------------------------------------------------------------+       |</w:t>
-      </w:r>
-      <w:r>
-        <w:br/>
-      </w:r>
-      <w:r>
-        <w:rPr>
-          <w:rStyle w:val="VerbatimChar"/>
-        </w:rPr>
-        <w:t xml:space="preserve">|  |                         |                        |          |       |</w:t>
-      </w:r>
-      <w:r>
-        <w:br/>
-      </w:r>
-      <w:r>
-        <w:rPr>
-          <w:rStyle w:val="VerbatimChar"/>
-        </w:rPr>
-        <w:t xml:space="preserve">|  |  DisplayService         |  DisplayTypeDetector   |  Display |       |</w:t>
-      </w:r>
-      <w:r>
-        <w:br/>
-      </w:r>
-      <w:r>
-        <w:rPr>
-          <w:rStyle w:val="VerbatimChar"/>
-        </w:rPr>
-        <w:t xml:space="preserve">|  |  * getObjectDisplay()   |  * detect()            |  Registry|       |</w:t>
-      </w:r>
-      <w:r>
-        <w:br/>
-      </w:r>
-      <w:r>
-        <w:rPr>
-          <w:rStyle w:val="VerbatimChar"/>
-        </w:rPr>
-        <w:t xml:space="preserve">|  |  * getLevels()          |  * detectAndSave()     |  * ext   |       |</w:t>
-      </w:r>
-      <w:r>
-        <w:br/>
-      </w:r>
-      <w:r>
-        <w:rPr>
-          <w:rStyle w:val="VerbatimChar"/>
-        </w:rPr>
-        <w:t xml:space="preserve">|  |  * setObjectType()      |  * getProfile()        |  actions |       |</w:t>
-      </w:r>
-      <w:r>
-        <w:br/>
-      </w:r>
-      <w:r>
-        <w:rPr>
-          <w:rStyle w:val="VerbatimChar"/>
-        </w:rPr>
-        <w:t xml:space="preserve">|  |                         |                        |          |       |</w:t>
-      </w:r>
-      <w:r>
-        <w:br/>
-      </w:r>
-      <w:r>
-        <w:rPr>
-          <w:rStyle w:val="VerbatimChar"/>
-        </w:rPr>
-        <w:t xml:space="preserve">|  +------------------------------------------------------------+       |</w:t>
-      </w:r>
-      <w:r>
-        <w:br/>
-      </w:r>
-      <w:r>
-        <w:rPr>
-          <w:rStyle w:val="VerbatimChar"/>
-        </w:rPr>
-        <w:t xml:space="preserve">|               |                                  |                     |</w:t>
-      </w:r>
-      <w:r>
-        <w:br/>
-      </w:r>
-      <w:r>
-        <w:rPr>
-          <w:rStyle w:val="VerbatimChar"/>
-        </w:rPr>
-        <w:t xml:space="preserve">|               V                                  V                     |</w:t>
-      </w:r>
-      <w:r>
-        <w:br/>
-      </w:r>
-      <w:r>
-        <w:rPr>
-          <w:rStyle w:val="VerbatimChar"/>
-        </w:rPr>
-        <w:t xml:space="preserve">|  +---------------------------+      +----------------------------+    |</w:t>
-      </w:r>
-      <w:r>
-        <w:br/>
-      </w:r>
-      <w:r>
-        <w:rPr>
-          <w:rStyle w:val="VerbatimChar"/>
-        </w:rPr>
-        <w:t xml:space="preserve">|  |    Display Preferences    |      |   Elasticsearch Service    |    |</w:t>
-      </w:r>
-      <w:r>
-        <w:br/>
-      </w:r>
-      <w:r>
-        <w:rPr>
-          <w:rStyle w:val="VerbatimChar"/>
-        </w:rPr>
-        <w:t xml:space="preserve">|  |  DisplayModeService       |      |  DisplayElasticsearchSvc   |    |</w:t>
-      </w:r>
-      <w:r>
-        <w:br/>
-      </w:r>
-      <w:r>
-        <w:rPr>
-          <w:rStyle w:val="VerbatimChar"/>
-        </w:rPr>
-        <w:t xml:space="preserve">|  |  * getDisplaySettings()   |      |  * search()                |    |</w:t>
-      </w:r>
-      <w:r>
-        <w:br/>
-      </w:r>
-      <w:r>
-        <w:rPr>
-          <w:rStyle w:val="VerbatimChar"/>
-        </w:rPr>
-        <w:t xml:space="preserve">|  |  * switchMode()           |      |  * browseByType()          |    |</w:t>
-      </w:r>
-      <w:r>
-        <w:br/>
-      </w:r>
-      <w:r>
-        <w:rPr>
-          <w:rStyle w:val="VerbatimChar"/>
-        </w:rPr>
-        <w:t xml:space="preserve">|  |  * renderToggleButtons()  |      |  * reindexDisplayData()    |    |</w:t>
-      </w:r>
-      <w:r>
-        <w:br/>
-      </w:r>
-      <w:r>
-        <w:rPr>
-          <w:rStyle w:val="VerbatimChar"/>
-        </w:rPr>
-        <w:t xml:space="preserve">|  +---------------------------+      +----------------------------+    |</w:t>
-      </w:r>
-      <w:r>
-        <w:br/>
-      </w:r>
-      <w:r>
-        <w:rPr>
-          <w:rStyle w:val="VerbatimChar"/>
-        </w:rPr>
-        <w:t xml:space="preserve">|               |                                  |                     |</w:t>
-      </w:r>
-      <w:r>
-        <w:br/>
-      </w:r>
-      <w:r>
-        <w:rPr>
-          <w:rStyle w:val="VerbatimChar"/>
-        </w:rPr>
-        <w:t xml:space="preserve">|               V                                  V                     |</w:t>
-      </w:r>
-      <w:r>
-        <w:br/>
-      </w:r>
-      <w:r>
-        <w:rPr>
-          <w:rStyle w:val="VerbatimChar"/>
-        </w:rPr>
-        <w:t xml:space="preserve">|  +------------------------------------------------------------+       |</w:t>
-      </w:r>
-      <w:r>
-        <w:br/>
-      </w:r>
-      <w:r>
-        <w:rPr>
-          <w:rStyle w:val="VerbatimChar"/>
-        </w:rPr>
-        <w:t xml:space="preserve">|  |                     Database Layer                          |       |</w:t>
-      </w:r>
-      <w:r>
-        <w:br/>
-      </w:r>
-      <w:r>
-        <w:rPr>
-          <w:rStyle w:val="VerbatimChar"/>
-        </w:rPr>
-        <w:t xml:space="preserve">|  |   display_profile, display_level, display_object_config,    |       |</w:t>
-      </w:r>
-      <w:r>
-        <w:br/>
-      </w:r>
-      <w:r>
-        <w:rPr>
-          <w:rStyle w:val="VerbatimChar"/>
-        </w:rPr>
-        <w:t xml:space="preserve">|  |   display_field, display_collection_type, display_mode_global|      |</w:t>
-      </w:r>
-      <w:r>
-        <w:br/>
-      </w:r>
-      <w:r>
-        <w:rPr>
-          <w:rStyle w:val="VerbatimChar"/>
-        </w:rPr>
-        <w:t xml:space="preserve">|  |   user_display_preference                                   |       |</w:t>
-      </w:r>
-      <w:r>
-        <w:br/>
-      </w:r>
-      <w:r>
-        <w:rPr>
-          <w:rStyle w:val="VerbatimChar"/>
-        </w:rPr>
-        <w:t xml:space="preserve">|  +------------------------------------------------------------+       |</w:t>
-      </w:r>
-      <w:r>
-        <w:br/>
-      </w:r>
-      <w:r>
-        <w:rPr>
-          <w:rStyle w:val="VerbatimChar"/>
-        </w:rPr>
-        <w:t xml:space="preserve">|                                                                        |</w:t>
-      </w:r>
-      <w:r>
-        <w:br/>
-      </w:r>
-      <w:r>
-        <w:rPr>
-          <w:rStyle w:val="VerbatimChar"/>
-        </w:rPr>
-        <w:t xml:space="preserve">+-----------------------------------------------------------------------+</w:t>
+        <w:t xml:space="preserve">ahgDisplayPlugin</w:t>
+      </w:r>
+      <w:r>
+        <w:t xml:space="preserve">Plugin</w:t>
+      </w:r>
+      <w:r>
+        <w:t xml:space="preserve">Configuration</w:t>
+      </w:r>
+      <w:r>
+        <w:t xml:space="preserve">Event</w:t>
+      </w:r>
+      <w:r>
+        <w:t xml:space="preserve">Dispatching</w:t>
+      </w:r>
+      <w:r>
+        <w:t xml:space="preserve">ahgDisplayPluginConfig</w:t>
+      </w:r>
+      <w:r>
+        <w:rPr>
+          <w:iCs/>
+          <w:i/>
+        </w:rPr>
+        <w:t xml:space="preserve">routing.load_config</w:t>
+      </w:r>
+      <w:r>
+        <w:t xml:space="preserve">PSR-4</w:t>
+      </w:r>
+      <w:r>
+        <w:t xml:space="preserve">autoloader</w:t>
+      </w:r>
+      <w:r>
+        <w:rPr>
+          <w:iCs/>
+          <w:i/>
+        </w:rPr>
+        <w:t xml:space="preserve">template.filter_params</w:t>
+      </w:r>
+      <w:r>
+        <w:t xml:space="preserve">Module</w:t>
+      </w:r>
+      <w:r>
+        <w:t xml:space="preserve">registration</w:t>
+      </w:r>
+      <w:r>
+        <w:rPr>
+          <w:iCs/>
+          <w:i/>
+        </w:rPr>
+        <w:t xml:space="preserve">QubitIO.save/insert</w:t>
+      </w:r>
+      <w:r>
+        <w:rPr>
+          <w:iCs/>
+          <w:i/>
+        </w:rPr>
+        <w:t xml:space="preserve">V</w:t>
+      </w:r>
+      <w:r>
+        <w:rPr>
+          <w:iCs/>
+          <w:i/>
+        </w:rPr>
+        <w:t xml:space="preserve">V</w:t>
+      </w:r>
+      <w:r>
+        <w:rPr>
+          <w:iCs/>
+          <w:i/>
+        </w:rPr>
+        <w:t xml:space="preserve">Core</w:t>
+      </w:r>
+      <w:r>
+        <w:rPr>
+          <w:iCs/>
+          <w:i/>
+        </w:rPr>
+        <w:t xml:space="preserve">Services</w:t>
+      </w:r>
+      <w:r>
+        <w:rPr>
+          <w:iCs/>
+          <w:i/>
+        </w:rPr>
+        <w:t xml:space="preserve">DisplayService</w:t>
+      </w:r>
+      <w:r>
+        <w:rPr>
+          <w:iCs/>
+          <w:i/>
+        </w:rPr>
+        <w:t xml:space="preserve">DisplayTypeDetector</w:t>
+      </w:r>
+      <w:r>
+        <w:rPr>
+          <w:iCs/>
+          <w:i/>
+        </w:rPr>
+        <w:t xml:space="preserve">Display</w:t>
+      </w:r>
+      <w:r>
+        <w:t xml:space="preserve">getObjectDisplay()</w:t>
+      </w:r>
+      <w:r>
+        <w:rPr>
+          <w:iCs/>
+          <w:i/>
+        </w:rPr>
+        <w:t xml:space="preserve">detect()</w:t>
+      </w:r>
+      <w:r>
+        <w:rPr>
+          <w:iCs/>
+          <w:i/>
+        </w:rPr>
+        <w:t xml:space="preserve">Registry</w:t>
+      </w:r>
+      <w:r>
+        <w:t xml:space="preserve">getLevels()</w:t>
+      </w:r>
+      <w:r>
+        <w:rPr>
+          <w:iCs/>
+          <w:i/>
+        </w:rPr>
+        <w:t xml:space="preserve">detectAndSave()</w:t>
+      </w:r>
+      <w:r>
+        <w:t xml:space="preserve">ext</w:t>
+      </w:r>
+      <w:r>
+        <w:rPr>
+          <w:iCs/>
+          <w:i/>
+        </w:rPr>
+        <w:t xml:space="preserve">setObjectType()</w:t>
+      </w:r>
+      <w:r>
+        <w:t xml:space="preserve">getProfile()</w:t>
+      </w:r>
+      <w:r>
+        <w:t xml:space="preserve">actions</w:t>
+      </w:r>
+      <w:r>
+        <w:t xml:space="preserve">V</w:t>
+      </w:r>
+      <w:r>
+        <w:t xml:space="preserve">V</w:t>
+      </w:r>
+      <w:r>
+        <w:t xml:space="preserve">Display</w:t>
+      </w:r>
+      <w:r>
+        <w:t xml:space="preserve">Preferences</w:t>
+      </w:r>
+      <w:r>
+        <w:t xml:space="preserve">Elasticsearch</w:t>
+      </w:r>
+      <w:r>
+        <w:t xml:space="preserve">Service</w:t>
+      </w:r>
+      <w:r>
+        <w:t xml:space="preserve">DisplayModeService</w:t>
+      </w:r>
+      <w:r>
+        <w:t xml:space="preserve">DisplayElasticsearchSvc</w:t>
+      </w:r>
+      <w:r>
+        <w:rPr>
+          <w:iCs/>
+          <w:i/>
+        </w:rPr>
+        <w:t xml:space="preserve">getDisplaySettings()</w:t>
+      </w:r>
+      <w:r>
+        <w:t xml:space="preserve">search()</w:t>
+      </w:r>
+      <w:r>
+        <w:rPr>
+          <w:iCs/>
+          <w:i/>
+        </w:rPr>
+        <w:t xml:space="preserve">switchMode()</w:t>
+      </w:r>
+      <w:r>
+        <w:t xml:space="preserve">browseByType()</w:t>
+      </w:r>
+      <w:r>
+        <w:rPr>
+          <w:iCs/>
+          <w:i/>
+        </w:rPr>
+        <w:t xml:space="preserve">renderToggleButtons()</w:t>
+      </w:r>
+      <w:r>
+        <w:t xml:space="preserve">reindexDisplayData()</w:t>
+      </w:r>
+      <w:r>
+        <w:t xml:space="preserve">V</w:t>
+      </w:r>
+      <w:r>
+        <w:t xml:space="preserve">V</w:t>
+      </w:r>
+      <w:r>
+        <w:t xml:space="preserve">Database</w:t>
+      </w:r>
+      <w:r>
+        <w:t xml:space="preserve">Layer</w:t>
+      </w:r>
+      <w:r>
+        <w:t xml:space="preserve">display_profile,</w:t>
+      </w:r>
+      <w:r>
+        <w:t xml:space="preserve">display_level,</w:t>
+      </w:r>
+      <w:r>
+        <w:t xml:space="preserve">display_object_config,</w:t>
+      </w:r>
+      <w:r>
+        <w:t xml:space="preserve">display_field,</w:t>
+      </w:r>
+      <w:r>
+        <w:t xml:space="preserve">display_collection_type,</w:t>
+      </w:r>
+      <w:r>
+        <w:t xml:space="preserve">display_mode_global</w:t>
+      </w:r>
+      <w:r>
+        <w:t xml:space="preserve">user_display_preference</w:t>
       </w:r>
     </w:p>
     <w:p>
@@ -527,877 +381,820 @@
     </w:p>
     <w:p>
       <w:pPr>
-        <w:pStyle w:val="SourceCode"/>
+        <w:pStyle w:val="FirstParagraph"/>
       </w:pPr>
       <w:r>
-        <w:rPr>
-          <w:rStyle w:val="VerbatimChar"/>
-        </w:rPr>
-        <w:t xml:space="preserve">+---------------------------+       +---------------------------+</w:t>
-      </w:r>
-      <w:r>
-        <w:br/>
-      </w:r>
-      <w:r>
-        <w:rPr>
-          <w:rStyle w:val="VerbatimChar"/>
-        </w:rPr>
-        <w:t xml:space="preserve">|   display_collection_type |       |    display_profile        |</w:t>
-      </w:r>
-      <w:r>
-        <w:br/>
-      </w:r>
-      <w:r>
-        <w:rPr>
-          <w:rStyle w:val="VerbatimChar"/>
-        </w:rPr>
-        <w:t xml:space="preserve">+---------------------------+       +---------------------------+</w:t>
-      </w:r>
-      <w:r>
-        <w:br/>
-      </w:r>
-      <w:r>
-        <w:rPr>
-          <w:rStyle w:val="VerbatimChar"/>
-        </w:rPr>
-        <w:t xml:space="preserve">| PK id INT                 |       | PK id INT                 |</w:t>
-      </w:r>
-      <w:r>
-        <w:br/>
-      </w:r>
-      <w:r>
-        <w:rPr>
-          <w:rStyle w:val="VerbatimChar"/>
-        </w:rPr>
-        <w:t xml:space="preserve">|    code VARCHAR(30) UK    |       |    code VARCHAR(50) UK    |</w:t>
-      </w:r>
-      <w:r>
-        <w:br/>
-      </w:r>
-      <w:r>
-        <w:rPr>
-          <w:rStyle w:val="VerbatimChar"/>
-        </w:rPr>
-        <w:t xml:space="preserve">|    parent_id INT          |       |    domain VARCHAR(20)     |</w:t>
-      </w:r>
-      <w:r>
-        <w:br/>
-      </w:r>
-      <w:r>
-        <w:rPr>
-          <w:rStyle w:val="VerbatimChar"/>
-        </w:rPr>
-        <w:t xml:space="preserve">|    icon VARCHAR(50)       |       |    layout_mode ENUM       |</w:t>
-      </w:r>
-      <w:r>
-        <w:br/>
-      </w:r>
-      <w:r>
-        <w:rPr>
-          <w:rStyle w:val="VerbatimChar"/>
-        </w:rPr>
-        <w:t xml:space="preserve">|    color VARCHAR(20)      |       |    thumbnail_size ENUM    |</w:t>
-      </w:r>
-      <w:r>
-        <w:br/>
-      </w:r>
-      <w:r>
-        <w:rPr>
-          <w:rStyle w:val="VerbatimChar"/>
-        </w:rPr>
-        <w:t xml:space="preserve">| FK default_profile_id INT |------&gt;|    thumbnail_position ENUM|</w:t>
-      </w:r>
-      <w:r>
-        <w:br/>
-      </w:r>
-      <w:r>
-        <w:rPr>
-          <w:rStyle w:val="VerbatimChar"/>
-        </w:rPr>
-        <w:t xml:space="preserve">|    sort_order INT         |       |    identity_fields JSON   |</w:t>
-      </w:r>
-      <w:r>
-        <w:br/>
-      </w:r>
-      <w:r>
-        <w:rPr>
-          <w:rStyle w:val="VerbatimChar"/>
-        </w:rPr>
-        <w:t xml:space="preserve">|    is_active TINYINT      |       |    description_fields JSON|</w:t>
-      </w:r>
-      <w:r>
-        <w:br/>
-      </w:r>
-      <w:r>
-        <w:rPr>
-          <w:rStyle w:val="VerbatimChar"/>
-        </w:rPr>
-        <w:t xml:space="preserve">|    created_at DATETIME    |       |    context_fields JSON    |</w:t>
-      </w:r>
-      <w:r>
-        <w:br/>
-      </w:r>
-      <w:r>
-        <w:rPr>
-          <w:rStyle w:val="VerbatimChar"/>
-        </w:rPr>
-        <w:t xml:space="preserve">+---------------------------+       |    access_fields JSON     |</w:t>
-      </w:r>
-      <w:r>
-        <w:br/>
-      </w:r>
-      <w:r>
-        <w:rPr>
-          <w:rStyle w:val="VerbatimChar"/>
-        </w:rPr>
-        <w:t xml:space="preserve">         |                          |    technical_fields JSON  |</w:t>
-      </w:r>
-      <w:r>
-        <w:br/>
-      </w:r>
-      <w:r>
-        <w:rPr>
-          <w:rStyle w:val="VerbatimChar"/>
-        </w:rPr>
-        <w:t xml:space="preserve">         V                          |    hidden_fields JSON     |</w:t>
-      </w:r>
-      <w:r>
-        <w:br/>
-      </w:r>
-      <w:r>
-        <w:rPr>
-          <w:rStyle w:val="VerbatimChar"/>
-        </w:rPr>
-        <w:t xml:space="preserve">+---------------------------+       |    field_labels JSON      |</w:t>
-      </w:r>
-      <w:r>
-        <w:br/>
-      </w:r>
-      <w:r>
-        <w:rPr>
-          <w:rStyle w:val="VerbatimChar"/>
-        </w:rPr>
-        <w:t xml:space="preserve">| display_collection_type_  |       |    available_actions JSON |</w:t>
-      </w:r>
-      <w:r>
-        <w:br/>
-      </w:r>
-      <w:r>
-        <w:rPr>
-          <w:rStyle w:val="VerbatimChar"/>
-        </w:rPr>
-        <w:t xml:space="preserve">|        i18n               |       |    css_class VARCHAR(100) |</w:t>
-      </w:r>
-      <w:r>
-        <w:br/>
-      </w:r>
-      <w:r>
-        <w:rPr>
-          <w:rStyle w:val="VerbatimChar"/>
-        </w:rPr>
-        <w:t xml:space="preserve">+---------------------------+       |    is_default TINYINT     |</w:t>
-      </w:r>
-      <w:r>
-        <w:br/>
-      </w:r>
-      <w:r>
-        <w:rPr>
-          <w:rStyle w:val="VerbatimChar"/>
-        </w:rPr>
-        <w:t xml:space="preserve">| FK id INT                 |       |    is_active TINYINT      |</w:t>
-      </w:r>
-      <w:r>
-        <w:br/>
-      </w:r>
-      <w:r>
-        <w:rPr>
-          <w:rStyle w:val="VerbatimChar"/>
-        </w:rPr>
-        <w:t xml:space="preserve">|    culture VARCHAR(10)    |       |    sort_order INT         |</w:t>
-      </w:r>
-      <w:r>
-        <w:br/>
-      </w:r>
-      <w:r>
-        <w:rPr>
-          <w:rStyle w:val="VerbatimChar"/>
-        </w:rPr>
-        <w:t xml:space="preserve">|    name VARCHAR(100)      |       |    created_at DATETIME    |</w:t>
-      </w:r>
-      <w:r>
-        <w:br/>
-      </w:r>
-      <w:r>
-        <w:rPr>
-          <w:rStyle w:val="VerbatimChar"/>
-        </w:rPr>
-        <w:t xml:space="preserve">|    description TEXT       |       +---------------------------+</w:t>
-      </w:r>
-      <w:r>
-        <w:br/>
-      </w:r>
-      <w:r>
-        <w:rPr>
-          <w:rStyle w:val="VerbatimChar"/>
-        </w:rPr>
-        <w:t xml:space="preserve">+---------------------------+                    |</w:t>
-      </w:r>
-      <w:r>
-        <w:br/>
-      </w:r>
-      <w:r>
-        <w:rPr>
-          <w:rStyle w:val="VerbatimChar"/>
-        </w:rPr>
-        <w:t xml:space="preserve">                                                 V</w:t>
-      </w:r>
-      <w:r>
-        <w:br/>
-      </w:r>
-      <w:r>
-        <w:rPr>
-          <w:rStyle w:val="VerbatimChar"/>
-        </w:rPr>
-        <w:t xml:space="preserve">                                    +---------------------------+</w:t>
-      </w:r>
-      <w:r>
-        <w:br/>
-      </w:r>
-      <w:r>
-        <w:rPr>
-          <w:rStyle w:val="VerbatimChar"/>
-        </w:rPr>
-        <w:t xml:space="preserve">                                    |   display_profile_i18n    |</w:t>
-      </w:r>
-      <w:r>
-        <w:br/>
-      </w:r>
-      <w:r>
-        <w:rPr>
-          <w:rStyle w:val="VerbatimChar"/>
-        </w:rPr>
-        <w:t xml:space="preserve">                                    +---------------------------+</w:t>
-      </w:r>
-      <w:r>
-        <w:br/>
-      </w:r>
-      <w:r>
-        <w:rPr>
-          <w:rStyle w:val="VerbatimChar"/>
-        </w:rPr>
-        <w:t xml:space="preserve">                                    | FK id INT                 |</w:t>
-      </w:r>
-      <w:r>
-        <w:br/>
-      </w:r>
-      <w:r>
-        <w:rPr>
-          <w:rStyle w:val="VerbatimChar"/>
-        </w:rPr>
-        <w:t xml:space="preserve">                                    |    culture VARCHAR(10)    |</w:t>
-      </w:r>
-      <w:r>
-        <w:br/>
-      </w:r>
-      <w:r>
-        <w:rPr>
-          <w:rStyle w:val="VerbatimChar"/>
-        </w:rPr>
-        <w:t xml:space="preserve">                                    |    name VARCHAR(100)      |</w:t>
-      </w:r>
-      <w:r>
-        <w:br/>
-      </w:r>
-      <w:r>
-        <w:rPr>
-          <w:rStyle w:val="VerbatimChar"/>
-        </w:rPr>
-        <w:t xml:space="preserve">                                    |    description TEXT       |</w:t>
-      </w:r>
-      <w:r>
-        <w:br/>
-      </w:r>
-      <w:r>
-        <w:rPr>
-          <w:rStyle w:val="VerbatimChar"/>
-        </w:rPr>
-        <w:t xml:space="preserve">                                    +---------------------------+</w:t>
-      </w:r>
-      <w:r>
-        <w:br/>
-      </w:r>
-      <w:r>
-        <w:br/>
-      </w:r>
-      <w:r>
-        <w:rPr>
-          <w:rStyle w:val="VerbatimChar"/>
-        </w:rPr>
-        <w:t xml:space="preserve">+---------------------------+       +---------------------------+</w:t>
-      </w:r>
-      <w:r>
-        <w:br/>
-      </w:r>
-      <w:r>
-        <w:rPr>
-          <w:rStyle w:val="VerbatimChar"/>
-        </w:rPr>
-        <w:t xml:space="preserve">|      display_level        |       |     display_field         |</w:t>
-      </w:r>
-      <w:r>
-        <w:br/>
-      </w:r>
-      <w:r>
-        <w:rPr>
-          <w:rStyle w:val="VerbatimChar"/>
-        </w:rPr>
-        <w:t xml:space="preserve">+---------------------------+       +---------------------------+</w:t>
-      </w:r>
-      <w:r>
-        <w:br/>
-      </w:r>
-      <w:r>
-        <w:rPr>
-          <w:rStyle w:val="VerbatimChar"/>
-        </w:rPr>
-        <w:t xml:space="preserve">| PK id INT                 |       | PK id INT                 |</w:t>
-      </w:r>
-      <w:r>
-        <w:br/>
-      </w:r>
-      <w:r>
-        <w:rPr>
-          <w:rStyle w:val="VerbatimChar"/>
-        </w:rPr>
-        <w:t xml:space="preserve">|    code VARCHAR(30) UK    |       |    code VARCHAR(50) UK    |</w:t>
-      </w:r>
-      <w:r>
-        <w:br/>
-      </w:r>
-      <w:r>
-        <w:rPr>
-          <w:rStyle w:val="VerbatimChar"/>
-        </w:rPr>
-        <w:t xml:space="preserve">|    parent_code VARCHAR(30)|       |    field_group ENUM       |</w:t>
-      </w:r>
-      <w:r>
-        <w:br/>
-      </w:r>
-      <w:r>
-        <w:rPr>
-          <w:rStyle w:val="VerbatimChar"/>
-        </w:rPr>
-        <w:t xml:space="preserve">|    domain VARCHAR(20)     |       |    data_type ENUM         |</w:t>
-      </w:r>
-      <w:r>
-        <w:br/>
-      </w:r>
-      <w:r>
-        <w:rPr>
-          <w:rStyle w:val="VerbatimChar"/>
-        </w:rPr>
-        <w:t xml:space="preserve">|    valid_parent_codes JSON|       |    source_table VARCHAR   |</w:t>
-      </w:r>
-      <w:r>
-        <w:br/>
-      </w:r>
-      <w:r>
-        <w:rPr>
-          <w:rStyle w:val="VerbatimChar"/>
-        </w:rPr>
-        <w:t xml:space="preserve">|    valid_child_codes JSON |       |    source_column VARCHAR  |</w:t>
-      </w:r>
-      <w:r>
-        <w:br/>
-      </w:r>
-      <w:r>
-        <w:rPr>
-          <w:rStyle w:val="VerbatimChar"/>
-        </w:rPr>
-        <w:t xml:space="preserve">|    icon VARCHAR(50)       |       |    source_i18n TINYINT    |</w:t>
-      </w:r>
-      <w:r>
-        <w:br/>
-      </w:r>
-      <w:r>
-        <w:rPr>
-          <w:rStyle w:val="VerbatimChar"/>
-        </w:rPr>
-        <w:t xml:space="preserve">|    color VARCHAR(20)      |       |    property_type_id INT   |</w:t>
-      </w:r>
-      <w:r>
-        <w:br/>
-      </w:r>
-      <w:r>
-        <w:rPr>
-          <w:rStyle w:val="VerbatimChar"/>
-        </w:rPr>
-        <w:t xml:space="preserve">|    sort_order INT         |       |    taxonomy_id INT        |</w:t>
-      </w:r>
-      <w:r>
-        <w:br/>
-      </w:r>
-      <w:r>
-        <w:rPr>
-          <w:rStyle w:val="VerbatimChar"/>
-        </w:rPr>
-        <w:t xml:space="preserve">|    is_active TINYINT      |       |    relation_type_id INT   |</w:t>
-      </w:r>
-      <w:r>
-        <w:br/>
-      </w:r>
-      <w:r>
-        <w:rPr>
-          <w:rStyle w:val="VerbatimChar"/>
-        </w:rPr>
-        <w:t xml:space="preserve">|    atom_term_id INT       |       |    event_type_id INT      |</w:t>
-      </w:r>
-      <w:r>
-        <w:br/>
-      </w:r>
-      <w:r>
-        <w:rPr>
-          <w:rStyle w:val="VerbatimChar"/>
-        </w:rPr>
-        <w:t xml:space="preserve">|    created_at DATETIME    |       |    isad_element VARCHAR   |</w:t>
-      </w:r>
-      <w:r>
-        <w:br/>
-      </w:r>
-      <w:r>
-        <w:rPr>
-          <w:rStyle w:val="VerbatimChar"/>
-        </w:rPr>
-        <w:t xml:space="preserve">+---------------------------+       |    spectrum_unit VARCHAR  |</w:t>
-      </w:r>
-      <w:r>
-        <w:br/>
-      </w:r>
-      <w:r>
-        <w:rPr>
-          <w:rStyle w:val="VerbatimChar"/>
-        </w:rPr>
-        <w:t xml:space="preserve">         |                          |    dc_element VARCHAR     |</w:t>
-      </w:r>
-      <w:r>
-        <w:br/>
-      </w:r>
-      <w:r>
-        <w:rPr>
-          <w:rStyle w:val="VerbatimChar"/>
-        </w:rPr>
-        <w:t xml:space="preserve">         V                          |    sort_order INT         |</w:t>
-      </w:r>
-      <w:r>
-        <w:br/>
-      </w:r>
-      <w:r>
-        <w:rPr>
-          <w:rStyle w:val="VerbatimChar"/>
-        </w:rPr>
-        <w:t xml:space="preserve">+---------------------------+       |    is_active TINYINT      |</w:t>
-      </w:r>
-      <w:r>
-        <w:br/>
-      </w:r>
-      <w:r>
-        <w:rPr>
-          <w:rStyle w:val="VerbatimChar"/>
-        </w:rPr>
-        <w:t xml:space="preserve">|   display_level_i18n      |       |    created_at DATETIME    |</w:t>
-      </w:r>
-      <w:r>
-        <w:br/>
-      </w:r>
-      <w:r>
-        <w:rPr>
-          <w:rStyle w:val="VerbatimChar"/>
-        </w:rPr>
-        <w:t xml:space="preserve">+---------------------------+       +---------------------------+</w:t>
-      </w:r>
-      <w:r>
-        <w:br/>
-      </w:r>
-      <w:r>
-        <w:rPr>
-          <w:rStyle w:val="VerbatimChar"/>
-        </w:rPr>
-        <w:t xml:space="preserve">| FK id INT                 |                    |</w:t>
-      </w:r>
-      <w:r>
-        <w:br/>
-      </w:r>
-      <w:r>
-        <w:rPr>
-          <w:rStyle w:val="VerbatimChar"/>
-        </w:rPr>
-        <w:t xml:space="preserve">|    culture VARCHAR(10)    |                    V</w:t>
-      </w:r>
-      <w:r>
-        <w:br/>
-      </w:r>
-      <w:r>
-        <w:rPr>
-          <w:rStyle w:val="VerbatimChar"/>
-        </w:rPr>
-        <w:t xml:space="preserve">|    name VARCHAR(100)      |       +---------------------------+</w:t>
-      </w:r>
-      <w:r>
-        <w:br/>
-      </w:r>
-      <w:r>
-        <w:rPr>
-          <w:rStyle w:val="VerbatimChar"/>
-        </w:rPr>
-        <w:t xml:space="preserve">|    description TEXT       |       |   display_field_i18n      |</w:t>
-      </w:r>
-      <w:r>
-        <w:br/>
-      </w:r>
-      <w:r>
-        <w:rPr>
-          <w:rStyle w:val="VerbatimChar"/>
-        </w:rPr>
-        <w:t xml:space="preserve">+---------------------------+       +---------------------------+</w:t>
-      </w:r>
-      <w:r>
-        <w:br/>
-      </w:r>
-      <w:r>
-        <w:rPr>
-          <w:rStyle w:val="VerbatimChar"/>
-        </w:rPr>
-        <w:t xml:space="preserve">                                    | FK id INT                 |</w:t>
-      </w:r>
-      <w:r>
-        <w:br/>
-      </w:r>
-      <w:r>
-        <w:rPr>
-          <w:rStyle w:val="VerbatimChar"/>
-        </w:rPr>
-        <w:t xml:space="preserve">                                    |    culture VARCHAR(10)    |</w:t>
-      </w:r>
-      <w:r>
-        <w:br/>
-      </w:r>
-      <w:r>
-        <w:rPr>
-          <w:rStyle w:val="VerbatimChar"/>
-        </w:rPr>
-        <w:t xml:space="preserve">                                    |    name VARCHAR(100)      |</w:t>
-      </w:r>
-      <w:r>
-        <w:br/>
-      </w:r>
-      <w:r>
-        <w:rPr>
-          <w:rStyle w:val="VerbatimChar"/>
-        </w:rPr>
-        <w:t xml:space="preserve">                                    |    help_text TEXT         |</w:t>
-      </w:r>
-      <w:r>
-        <w:br/>
-      </w:r>
-      <w:r>
-        <w:rPr>
-          <w:rStyle w:val="VerbatimChar"/>
-        </w:rPr>
-        <w:t xml:space="preserve">                                    +---------------------------+</w:t>
-      </w:r>
-      <w:r>
-        <w:br/>
-      </w:r>
-      <w:r>
-        <w:br/>
-      </w:r>
-      <w:r>
-        <w:rPr>
-          <w:rStyle w:val="VerbatimChar"/>
-        </w:rPr>
-        <w:t xml:space="preserve">+---------------------------+       +---------------------------+</w:t>
-      </w:r>
-      <w:r>
-        <w:br/>
-      </w:r>
-      <w:r>
-        <w:rPr>
-          <w:rStyle w:val="VerbatimChar"/>
-        </w:rPr>
-        <w:t xml:space="preserve">|  display_object_config    |       |  display_object_profile   |</w:t>
-      </w:r>
-      <w:r>
-        <w:br/>
-      </w:r>
-      <w:r>
-        <w:rPr>
-          <w:rStyle w:val="VerbatimChar"/>
-        </w:rPr>
-        <w:t xml:space="preserve">+---------------------------+       +---------------------------+</w:t>
-      </w:r>
-      <w:r>
-        <w:br/>
-      </w:r>
-      <w:r>
-        <w:rPr>
-          <w:rStyle w:val="VerbatimChar"/>
-        </w:rPr>
-        <w:t xml:space="preserve">| PK id INT                 |       | PK id INT                 |</w:t>
-      </w:r>
-      <w:r>
-        <w:br/>
-      </w:r>
-      <w:r>
-        <w:rPr>
-          <w:rStyle w:val="VerbatimChar"/>
-        </w:rPr>
-        <w:t xml:space="preserve">| FK object_id INT UK       |----+  | FK object_id INT          |</w:t>
-      </w:r>
-      <w:r>
-        <w:br/>
-      </w:r>
-      <w:r>
-        <w:rPr>
-          <w:rStyle w:val="VerbatimChar"/>
-        </w:rPr>
-        <w:t xml:space="preserve">|    object_type VARCHAR(30)|    |  | FK profile_id INT         |</w:t>
-      </w:r>
-      <w:r>
-        <w:br/>
-      </w:r>
-      <w:r>
-        <w:rPr>
-          <w:rStyle w:val="VerbatimChar"/>
-        </w:rPr>
-        <w:t xml:space="preserve">| FK primary_profile_id INT |    |  |    context VARCHAR(30)    |</w:t>
-      </w:r>
-      <w:r>
-        <w:br/>
-      </w:r>
-      <w:r>
-        <w:rPr>
-          <w:rStyle w:val="VerbatimChar"/>
-        </w:rPr>
-        <w:t xml:space="preserve">|    created_at DATETIME    |    |  |    is_primary TINYINT     |</w:t>
-      </w:r>
-      <w:r>
-        <w:br/>
-      </w:r>
-      <w:r>
-        <w:rPr>
-          <w:rStyle w:val="VerbatimChar"/>
-        </w:rPr>
-        <w:t xml:space="preserve">|    updated_at DATETIME    |    |  |    created_at DATETIME    |</w:t>
-      </w:r>
-      <w:r>
-        <w:br/>
-      </w:r>
-      <w:r>
-        <w:rPr>
-          <w:rStyle w:val="VerbatimChar"/>
-        </w:rPr>
-        <w:t xml:space="preserve">+---------------------------+    |  +---------------------------+</w:t>
-      </w:r>
-      <w:r>
-        <w:br/>
-      </w:r>
-      <w:r>
-        <w:rPr>
-          <w:rStyle w:val="VerbatimChar"/>
-        </w:rPr>
-        <w:t xml:space="preserve">         |                       |</w:t>
-      </w:r>
-      <w:r>
-        <w:br/>
-      </w:r>
-      <w:r>
-        <w:rPr>
-          <w:rStyle w:val="VerbatimChar"/>
-        </w:rPr>
-        <w:t xml:space="preserve">         | FK to information_object</w:t>
-      </w:r>
-      <w:r>
-        <w:br/>
-      </w:r>
-      <w:r>
-        <w:rPr>
-          <w:rStyle w:val="VerbatimChar"/>
-        </w:rPr>
-        <w:t xml:space="preserve">         V</w:t>
-      </w:r>
-      <w:r>
-        <w:br/>
-      </w:r>
-      <w:r>
-        <w:br/>
-      </w:r>
-      <w:r>
-        <w:rPr>
-          <w:rStyle w:val="VerbatimChar"/>
-        </w:rPr>
-        <w:t xml:space="preserve">+---------------------------+       +---------------------------+</w:t>
-      </w:r>
-      <w:r>
-        <w:br/>
-      </w:r>
-      <w:r>
-        <w:rPr>
-          <w:rStyle w:val="VerbatimChar"/>
-        </w:rPr>
-        <w:t xml:space="preserve">|   display_mode_global     |       | user_display_preference   |</w:t>
-      </w:r>
-      <w:r>
-        <w:br/>
-      </w:r>
-      <w:r>
-        <w:rPr>
-          <w:rStyle w:val="VerbatimChar"/>
-        </w:rPr>
-        <w:t xml:space="preserve">+---------------------------+       +---------------------------+</w:t>
-      </w:r>
-      <w:r>
-        <w:br/>
-      </w:r>
-      <w:r>
-        <w:rPr>
-          <w:rStyle w:val="VerbatimChar"/>
-        </w:rPr>
-        <w:t xml:space="preserve">| PK id INT                 |       | PK id INT                 |</w:t>
-      </w:r>
-      <w:r>
-        <w:br/>
-      </w:r>
-      <w:r>
-        <w:rPr>
-          <w:rStyle w:val="VerbatimChar"/>
-        </w:rPr>
-        <w:t xml:space="preserve">|    module VARCHAR(100) UK |       | FK user_id INT            |</w:t>
-      </w:r>
-      <w:r>
-        <w:br/>
-      </w:r>
-      <w:r>
-        <w:rPr>
-          <w:rStyle w:val="VerbatimChar"/>
-        </w:rPr>
-        <w:t xml:space="preserve">|    display_mode VARCHAR   |       |    module VARCHAR(100)    |</w:t>
-      </w:r>
-      <w:r>
-        <w:br/>
-      </w:r>
-      <w:r>
-        <w:rPr>
-          <w:rStyle w:val="VerbatimChar"/>
-        </w:rPr>
-        <w:t xml:space="preserve">|    items_per_page INT     |       |    display_mode VARCHAR   |</w:t>
-      </w:r>
-      <w:r>
-        <w:br/>
-      </w:r>
-      <w:r>
-        <w:rPr>
-          <w:rStyle w:val="VerbatimChar"/>
-        </w:rPr>
-        <w:t xml:space="preserve">|    sort_field VARCHAR     |       |    items_per_page INT     |</w:t>
-      </w:r>
-      <w:r>
-        <w:br/>
-      </w:r>
-      <w:r>
-        <w:rPr>
-          <w:rStyle w:val="VerbatimChar"/>
-        </w:rPr>
-        <w:t xml:space="preserve">|    sort_direction ENUM    |       |    sort_field VARCHAR     |</w:t>
-      </w:r>
-      <w:r>
-        <w:br/>
-      </w:r>
-      <w:r>
-        <w:rPr>
-          <w:rStyle w:val="VerbatimChar"/>
-        </w:rPr>
-        <w:t xml:space="preserve">|    show_thumbnails TINYINT|       |    sort_direction ENUM    |</w:t>
-      </w:r>
-      <w:r>
-        <w:br/>
-      </w:r>
-      <w:r>
-        <w:rPr>
-          <w:rStyle w:val="VerbatimChar"/>
-        </w:rPr>
-        <w:t xml:space="preserve">|    show_descriptions TINY |       |    show_thumbnails TINYINT|</w:t>
-      </w:r>
-      <w:r>
-        <w:br/>
-      </w:r>
-      <w:r>
-        <w:rPr>
-          <w:rStyle w:val="VerbatimChar"/>
-        </w:rPr>
-        <w:t xml:space="preserve">|    card_size ENUM         |       |    show_descriptions TINY |</w:t>
-      </w:r>
-      <w:r>
-        <w:br/>
-      </w:r>
-      <w:r>
-        <w:rPr>
-          <w:rStyle w:val="VerbatimChar"/>
-        </w:rPr>
-        <w:t xml:space="preserve">|    available_modes JSON   |       |    card_size ENUM         |</w:t>
-      </w:r>
-      <w:r>
-        <w:br/>
-      </w:r>
-      <w:r>
-        <w:rPr>
-          <w:rStyle w:val="VerbatimChar"/>
-        </w:rPr>
-        <w:t xml:space="preserve">|    allow_user_override TIN|       |    is_custom TINYINT      |</w:t>
-      </w:r>
-      <w:r>
-        <w:br/>
-      </w:r>
-      <w:r>
-        <w:rPr>
-          <w:rStyle w:val="VerbatimChar"/>
-        </w:rPr>
-        <w:t xml:space="preserve">|    is_active TINYINT      |       |    created_at DATETIME    |</w:t>
-      </w:r>
-      <w:r>
-        <w:br/>
-      </w:r>
-      <w:r>
-        <w:rPr>
-          <w:rStyle w:val="VerbatimChar"/>
-        </w:rPr>
-        <w:t xml:space="preserve">|    created_at DATETIME    |       |    updated_at DATETIME    |</w:t>
-      </w:r>
-      <w:r>
-        <w:br/>
-      </w:r>
-      <w:r>
-        <w:rPr>
-          <w:rStyle w:val="VerbatimChar"/>
-        </w:rPr>
-        <w:t xml:space="preserve">|    updated_at DATETIME    |       +---------------------------+</w:t>
-      </w:r>
-      <w:r>
-        <w:br/>
-      </w:r>
-      <w:r>
-        <w:rPr>
-          <w:rStyle w:val="VerbatimChar"/>
-        </w:rPr>
-        <w:t xml:space="preserve">+---------------------------+       | UK (user_id, module)      |</w:t>
-      </w:r>
-      <w:r>
-        <w:br/>
-      </w:r>
-      <w:r>
-        <w:rPr>
-          <w:rStyle w:val="VerbatimChar"/>
-        </w:rPr>
-        <w:t xml:space="preserve">                                    +---------------------------+</w:t>
+        <w:t xml:space="preserve">display_collection_type</w:t>
+      </w:r>
+      <w:r>
+        <w:t xml:space="preserve">display_profile</w:t>
+      </w:r>
+      <w:r>
+        <w:t xml:space="preserve">PK</w:t>
+      </w:r>
+      <w:r>
+        <w:t xml:space="preserve">id</w:t>
+      </w:r>
+      <w:r>
+        <w:t xml:space="preserve">INT</w:t>
+      </w:r>
+      <w:r>
+        <w:t xml:space="preserve">PK</w:t>
+      </w:r>
+      <w:r>
+        <w:t xml:space="preserve">id</w:t>
+      </w:r>
+      <w:r>
+        <w:t xml:space="preserve">INT</w:t>
+      </w:r>
+      <w:r>
+        <w:t xml:space="preserve">code</w:t>
+      </w:r>
+      <w:r>
+        <w:t xml:space="preserve">VARCHAR(30)</w:t>
+      </w:r>
+      <w:r>
+        <w:t xml:space="preserve">UK</w:t>
+      </w:r>
+      <w:r>
+        <w:t xml:space="preserve">code</w:t>
+      </w:r>
+      <w:r>
+        <w:t xml:space="preserve">VARCHAR(50)</w:t>
+      </w:r>
+      <w:r>
+        <w:t xml:space="preserve">UK</w:t>
+      </w:r>
+      <w:r>
+        <w:t xml:space="preserve">parent_id</w:t>
+      </w:r>
+      <w:r>
+        <w:t xml:space="preserve">INT</w:t>
+      </w:r>
+      <w:r>
+        <w:t xml:space="preserve">domain</w:t>
+      </w:r>
+      <w:r>
+        <w:t xml:space="preserve">VARCHAR(20)</w:t>
+      </w:r>
+      <w:r>
+        <w:t xml:space="preserve">icon</w:t>
+      </w:r>
+      <w:r>
+        <w:t xml:space="preserve">VARCHAR(50)</w:t>
+      </w:r>
+      <w:r>
+        <w:t xml:space="preserve">layout_mode</w:t>
+      </w:r>
+      <w:r>
+        <w:t xml:space="preserve">ENUM</w:t>
+      </w:r>
+      <w:r>
+        <w:t xml:space="preserve">color</w:t>
+      </w:r>
+      <w:r>
+        <w:t xml:space="preserve">VARCHAR(20)</w:t>
+      </w:r>
+      <w:r>
+        <w:t xml:space="preserve">thumbnail_size</w:t>
+      </w:r>
+      <w:r>
+        <w:t xml:space="preserve">ENUM</w:t>
+      </w:r>
+      <w:r>
+        <w:t xml:space="preserve">FK</w:t>
+      </w:r>
+      <w:r>
+        <w:t xml:space="preserve">default_profile_id</w:t>
+      </w:r>
+      <w:r>
+        <w:t xml:space="preserve">INT</w:t>
+      </w:r>
+      <w:r>
+        <w:t xml:space="preserve">thumbnail_position</w:t>
+      </w:r>
+      <w:r>
+        <w:t xml:space="preserve">ENUM</w:t>
+      </w:r>
+      <w:r>
+        <w:t xml:space="preserve">sort_order</w:t>
+      </w:r>
+      <w:r>
+        <w:t xml:space="preserve">INT</w:t>
+      </w:r>
+      <w:r>
+        <w:t xml:space="preserve">identity_fields</w:t>
+      </w:r>
+      <w:r>
+        <w:t xml:space="preserve">JSON</w:t>
+      </w:r>
+      <w:r>
+        <w:t xml:space="preserve">is_active</w:t>
+      </w:r>
+      <w:r>
+        <w:t xml:space="preserve">TINYINT</w:t>
+      </w:r>
+      <w:r>
+        <w:t xml:space="preserve">description_fields</w:t>
+      </w:r>
+      <w:r>
+        <w:t xml:space="preserve">JSON</w:t>
+      </w:r>
+      <w:r>
+        <w:t xml:space="preserve">created_at</w:t>
+      </w:r>
+      <w:r>
+        <w:t xml:space="preserve">DATETIME</w:t>
+      </w:r>
+      <w:r>
+        <w:t xml:space="preserve">context_fields</w:t>
+      </w:r>
+      <w:r>
+        <w:t xml:space="preserve">JSON</w:t>
+      </w:r>
+      <w:r>
+        <w:t xml:space="preserve">access_fields</w:t>
+      </w:r>
+      <w:r>
+        <w:t xml:space="preserve">JSON</w:t>
+      </w:r>
+      <w:r>
+        <w:t xml:space="preserve">technical_fields</w:t>
+      </w:r>
+      <w:r>
+        <w:t xml:space="preserve">JSON</w:t>
+      </w:r>
+      <w:r>
+        <w:t xml:space="preserve">V</w:t>
+      </w:r>
+      <w:r>
+        <w:t xml:space="preserve">hidden_fields</w:t>
+      </w:r>
+      <w:r>
+        <w:t xml:space="preserve">JSON</w:t>
+      </w:r>
+      <w:r>
+        <w:t xml:space="preserve">field_labels</w:t>
+      </w:r>
+      <w:r>
+        <w:t xml:space="preserve">JSON</w:t>
+      </w:r>
+      <w:r>
+        <w:t xml:space="preserve">display_collection_type_</w:t>
+      </w:r>
+      <w:r>
+        <w:t xml:space="preserve">available_actions</w:t>
+      </w:r>
+      <w:r>
+        <w:t xml:space="preserve">JSON</w:t>
+      </w:r>
+      <w:r>
+        <w:t xml:space="preserve">i18n</w:t>
+      </w:r>
+      <w:r>
+        <w:t xml:space="preserve">css_class</w:t>
+      </w:r>
+      <w:r>
+        <w:t xml:space="preserve">VARCHAR(100)</w:t>
+      </w:r>
+      <w:r>
+        <w:t xml:space="preserve">is_default</w:t>
+      </w:r>
+      <w:r>
+        <w:t xml:space="preserve">TINYINT</w:t>
+      </w:r>
+      <w:r>
+        <w:t xml:space="preserve">FK</w:t>
+      </w:r>
+      <w:r>
+        <w:t xml:space="preserve">id</w:t>
+      </w:r>
+      <w:r>
+        <w:t xml:space="preserve">INT</w:t>
+      </w:r>
+      <w:r>
+        <w:t xml:space="preserve">is_active</w:t>
+      </w:r>
+      <w:r>
+        <w:t xml:space="preserve">TINYINT</w:t>
+      </w:r>
+      <w:r>
+        <w:t xml:space="preserve">culture</w:t>
+      </w:r>
+      <w:r>
+        <w:t xml:space="preserve">VARCHAR(10)</w:t>
+      </w:r>
+      <w:r>
+        <w:t xml:space="preserve">sort_order</w:t>
+      </w:r>
+      <w:r>
+        <w:t xml:space="preserve">INT</w:t>
+      </w:r>
+      <w:r>
+        <w:t xml:space="preserve">name</w:t>
+      </w:r>
+      <w:r>
+        <w:t xml:space="preserve">VARCHAR(100)</w:t>
+      </w:r>
+      <w:r>
+        <w:t xml:space="preserve">created_at</w:t>
+      </w:r>
+      <w:r>
+        <w:t xml:space="preserve">DATETIME</w:t>
+      </w:r>
+      <w:r>
+        <w:t xml:space="preserve">description</w:t>
+      </w:r>
+      <w:r>
+        <w:t xml:space="preserve">TEXT</w:t>
+      </w:r>
+      <w:r>
+        <w:t xml:space="preserve">V</w:t>
+      </w:r>
+      <w:r>
+        <w:t xml:space="preserve">display_profile_i18n</w:t>
+      </w:r>
+      <w:r>
+        <w:t xml:space="preserve">FK</w:t>
+      </w:r>
+      <w:r>
+        <w:t xml:space="preserve">id</w:t>
+      </w:r>
+      <w:r>
+        <w:t xml:space="preserve">INT</w:t>
+      </w:r>
+      <w:r>
+        <w:t xml:space="preserve">culture</w:t>
+      </w:r>
+      <w:r>
+        <w:t xml:space="preserve">VARCHAR(10)</w:t>
+      </w:r>
+      <w:r>
+        <w:t xml:space="preserve">name</w:t>
+      </w:r>
+      <w:r>
+        <w:t xml:space="preserve">VARCHAR(100)</w:t>
+      </w:r>
+      <w:r>
+        <w:t xml:space="preserve">description</w:t>
+      </w:r>
+      <w:r>
+        <w:t xml:space="preserve">TEXT</w:t>
+      </w:r>
+      <w:r>
+        <w:t xml:space="preserve">display_level</w:t>
+      </w:r>
+      <w:r>
+        <w:t xml:space="preserve">display_field</w:t>
+      </w:r>
+      <w:r>
+        <w:t xml:space="preserve">PK</w:t>
+      </w:r>
+      <w:r>
+        <w:t xml:space="preserve">id</w:t>
+      </w:r>
+      <w:r>
+        <w:t xml:space="preserve">INT</w:t>
+      </w:r>
+      <w:r>
+        <w:t xml:space="preserve">PK</w:t>
+      </w:r>
+      <w:r>
+        <w:t xml:space="preserve">id</w:t>
+      </w:r>
+      <w:r>
+        <w:t xml:space="preserve">INT</w:t>
+      </w:r>
+      <w:r>
+        <w:t xml:space="preserve">code</w:t>
+      </w:r>
+      <w:r>
+        <w:t xml:space="preserve">VARCHAR(30)</w:t>
+      </w:r>
+      <w:r>
+        <w:t xml:space="preserve">UK</w:t>
+      </w:r>
+      <w:r>
+        <w:t xml:space="preserve">code</w:t>
+      </w:r>
+      <w:r>
+        <w:t xml:space="preserve">VARCHAR(50)</w:t>
+      </w:r>
+      <w:r>
+        <w:t xml:space="preserve">UK</w:t>
+      </w:r>
+      <w:r>
+        <w:t xml:space="preserve">parent_code</w:t>
+      </w:r>
+      <w:r>
+        <w:t xml:space="preserve">VARCHAR(30)</w:t>
+      </w:r>
+      <w:r>
+        <w:t xml:space="preserve">field_group</w:t>
+      </w:r>
+      <w:r>
+        <w:t xml:space="preserve">ENUM</w:t>
+      </w:r>
+      <w:r>
+        <w:t xml:space="preserve">domain</w:t>
+      </w:r>
+      <w:r>
+        <w:t xml:space="preserve">VARCHAR(20)</w:t>
+      </w:r>
+      <w:r>
+        <w:t xml:space="preserve">data_type</w:t>
+      </w:r>
+      <w:r>
+        <w:t xml:space="preserve">ENUM</w:t>
+      </w:r>
+      <w:r>
+        <w:t xml:space="preserve">valid_parent_codes</w:t>
+      </w:r>
+      <w:r>
+        <w:t xml:space="preserve">JSON</w:t>
+      </w:r>
+      <w:r>
+        <w:t xml:space="preserve">source_table</w:t>
+      </w:r>
+      <w:r>
+        <w:t xml:space="preserve">VARCHAR</w:t>
+      </w:r>
+      <w:r>
+        <w:t xml:space="preserve">valid_child_codes</w:t>
+      </w:r>
+      <w:r>
+        <w:t xml:space="preserve">JSON</w:t>
+      </w:r>
+      <w:r>
+        <w:t xml:space="preserve">source_column</w:t>
+      </w:r>
+      <w:r>
+        <w:t xml:space="preserve">VARCHAR</w:t>
+      </w:r>
+      <w:r>
+        <w:t xml:space="preserve">icon</w:t>
+      </w:r>
+      <w:r>
+        <w:t xml:space="preserve">VARCHAR(50)</w:t>
+      </w:r>
+      <w:r>
+        <w:t xml:space="preserve">source_i18n</w:t>
+      </w:r>
+      <w:r>
+        <w:t xml:space="preserve">TINYINT</w:t>
+      </w:r>
+      <w:r>
+        <w:t xml:space="preserve">color</w:t>
+      </w:r>
+      <w:r>
+        <w:t xml:space="preserve">VARCHAR(20)</w:t>
+      </w:r>
+      <w:r>
+        <w:t xml:space="preserve">property_type_id</w:t>
+      </w:r>
+      <w:r>
+        <w:t xml:space="preserve">INT</w:t>
+      </w:r>
+      <w:r>
+        <w:t xml:space="preserve">sort_order</w:t>
+      </w:r>
+      <w:r>
+        <w:t xml:space="preserve">INT</w:t>
+      </w:r>
+      <w:r>
+        <w:t xml:space="preserve">taxonomy_id</w:t>
+      </w:r>
+      <w:r>
+        <w:t xml:space="preserve">INT</w:t>
+      </w:r>
+      <w:r>
+        <w:t xml:space="preserve">is_active</w:t>
+      </w:r>
+      <w:r>
+        <w:t xml:space="preserve">TINYINT</w:t>
+      </w:r>
+      <w:r>
+        <w:t xml:space="preserve">relation_type_id</w:t>
+      </w:r>
+      <w:r>
+        <w:t xml:space="preserve">INT</w:t>
+      </w:r>
+      <w:r>
+        <w:t xml:space="preserve">atom_term_id</w:t>
+      </w:r>
+      <w:r>
+        <w:t xml:space="preserve">INT</w:t>
+      </w:r>
+      <w:r>
+        <w:t xml:space="preserve">event_type_id</w:t>
+      </w:r>
+      <w:r>
+        <w:t xml:space="preserve">INT</w:t>
+      </w:r>
+      <w:r>
+        <w:t xml:space="preserve">created_at</w:t>
+      </w:r>
+      <w:r>
+        <w:t xml:space="preserve">DATETIME</w:t>
+      </w:r>
+      <w:r>
+        <w:t xml:space="preserve">isad_element</w:t>
+      </w:r>
+      <w:r>
+        <w:t xml:space="preserve">VARCHAR</w:t>
+      </w:r>
+      <w:r>
+        <w:t xml:space="preserve">spectrum_unit</w:t>
+      </w:r>
+      <w:r>
+        <w:t xml:space="preserve">VARCHAR</w:t>
+      </w:r>
+      <w:r>
+        <w:t xml:space="preserve">dc_element</w:t>
+      </w:r>
+      <w:r>
+        <w:t xml:space="preserve">VARCHAR</w:t>
+      </w:r>
+      <w:r>
+        <w:t xml:space="preserve">V</w:t>
+      </w:r>
+      <w:r>
+        <w:t xml:space="preserve">sort_order</w:t>
+      </w:r>
+      <w:r>
+        <w:t xml:space="preserve">INT</w:t>
+      </w:r>
+      <w:r>
+        <w:t xml:space="preserve">is_active</w:t>
+      </w:r>
+      <w:r>
+        <w:t xml:space="preserve">TINYINT</w:t>
+      </w:r>
+      <w:r>
+        <w:t xml:space="preserve">display_level_i18n</w:t>
+      </w:r>
+      <w:r>
+        <w:t xml:space="preserve">created_at</w:t>
+      </w:r>
+      <w:r>
+        <w:t xml:space="preserve">DATETIME</w:t>
+      </w:r>
+      <w:r>
+        <w:t xml:space="preserve">FK</w:t>
+      </w:r>
+      <w:r>
+        <w:t xml:space="preserve">id</w:t>
+      </w:r>
+      <w:r>
+        <w:t xml:space="preserve">INT</w:t>
+      </w:r>
+      <w:r>
+        <w:t xml:space="preserve">culture</w:t>
+      </w:r>
+      <w:r>
+        <w:t xml:space="preserve">VARCHAR(10)</w:t>
+      </w:r>
+      <w:r>
+        <w:t xml:space="preserve">V</w:t>
+      </w:r>
+      <w:r>
+        <w:t xml:space="preserve">name</w:t>
+      </w:r>
+      <w:r>
+        <w:t xml:space="preserve">VARCHAR(100)</w:t>
+      </w:r>
+      <w:r>
+        <w:t xml:space="preserve">description</w:t>
+      </w:r>
+      <w:r>
+        <w:t xml:space="preserve">TEXT</w:t>
+      </w:r>
+      <w:r>
+        <w:t xml:space="preserve">display_field_i18n</w:t>
+      </w:r>
+      <w:r>
+        <w:t xml:space="preserve">FK</w:t>
+      </w:r>
+      <w:r>
+        <w:t xml:space="preserve">id</w:t>
+      </w:r>
+      <w:r>
+        <w:t xml:space="preserve">INT</w:t>
+      </w:r>
+      <w:r>
+        <w:t xml:space="preserve">culture</w:t>
+      </w:r>
+      <w:r>
+        <w:t xml:space="preserve">VARCHAR(10)</w:t>
+      </w:r>
+      <w:r>
+        <w:t xml:space="preserve">name</w:t>
+      </w:r>
+      <w:r>
+        <w:t xml:space="preserve">VARCHAR(100)</w:t>
+      </w:r>
+      <w:r>
+        <w:t xml:space="preserve">help_text</w:t>
+      </w:r>
+      <w:r>
+        <w:t xml:space="preserve">TEXT</w:t>
+      </w:r>
+      <w:r>
+        <w:t xml:space="preserve">display_object_config</w:t>
+      </w:r>
+      <w:r>
+        <w:t xml:space="preserve">display_object_profile</w:t>
+      </w:r>
+      <w:r>
+        <w:t xml:space="preserve">PK</w:t>
+      </w:r>
+      <w:r>
+        <w:t xml:space="preserve">id</w:t>
+      </w:r>
+      <w:r>
+        <w:t xml:space="preserve">INT</w:t>
+      </w:r>
+      <w:r>
+        <w:t xml:space="preserve">PK</w:t>
+      </w:r>
+      <w:r>
+        <w:t xml:space="preserve">id</w:t>
+      </w:r>
+      <w:r>
+        <w:t xml:space="preserve">INT</w:t>
+      </w:r>
+      <w:r>
+        <w:t xml:space="preserve">FK</w:t>
+      </w:r>
+      <w:r>
+        <w:t xml:space="preserve">object_id</w:t>
+      </w:r>
+      <w:r>
+        <w:t xml:space="preserve">INT</w:t>
+      </w:r>
+      <w:r>
+        <w:t xml:space="preserve">UK</w:t>
+      </w:r>
+      <w:r>
+        <w:t xml:space="preserve">FK</w:t>
+      </w:r>
+      <w:r>
+        <w:t xml:space="preserve">object_id</w:t>
+      </w:r>
+      <w:r>
+        <w:t xml:space="preserve">INT</w:t>
+      </w:r>
+      <w:r>
+        <w:t xml:space="preserve">object_type</w:t>
+      </w:r>
+      <w:r>
+        <w:t xml:space="preserve">VARCHAR(30)</w:t>
+      </w:r>
+      <w:r>
+        <w:t xml:space="preserve">FK</w:t>
+      </w:r>
+      <w:r>
+        <w:t xml:space="preserve">profile_id</w:t>
+      </w:r>
+      <w:r>
+        <w:t xml:space="preserve">INT</w:t>
+      </w:r>
+      <w:r>
+        <w:t xml:space="preserve">FK</w:t>
+      </w:r>
+      <w:r>
+        <w:t xml:space="preserve">primary_profile_id</w:t>
+      </w:r>
+      <w:r>
+        <w:t xml:space="preserve">INT</w:t>
+      </w:r>
+      <w:r>
+        <w:t xml:space="preserve">context</w:t>
+      </w:r>
+      <w:r>
+        <w:t xml:space="preserve">VARCHAR(30)</w:t>
+      </w:r>
+      <w:r>
+        <w:t xml:space="preserve">created_at</w:t>
+      </w:r>
+      <w:r>
+        <w:t xml:space="preserve">DATETIME</w:t>
+      </w:r>
+      <w:r>
+        <w:t xml:space="preserve">is_primary</w:t>
+      </w:r>
+      <w:r>
+        <w:t xml:space="preserve">TINYINT</w:t>
+      </w:r>
+      <w:r>
+        <w:t xml:space="preserve">updated_at</w:t>
+      </w:r>
+      <w:r>
+        <w:t xml:space="preserve">DATETIME</w:t>
+      </w:r>
+      <w:r>
+        <w:t xml:space="preserve">created_at</w:t>
+      </w:r>
+      <w:r>
+        <w:t xml:space="preserve">DATETIME</w:t>
+      </w:r>
+      <w:r>
+        <w:t xml:space="preserve">FK</w:t>
+      </w:r>
+      <w:r>
+        <w:t xml:space="preserve">to</w:t>
+      </w:r>
+      <w:r>
+        <w:t xml:space="preserve">information_object</w:t>
+      </w:r>
+      <w:r>
+        <w:t xml:space="preserve">display_mode_global</w:t>
+      </w:r>
+      <w:r>
+        <w:t xml:space="preserve">user_display_preference</w:t>
+      </w:r>
+      <w:r>
+        <w:t xml:space="preserve">PK</w:t>
+      </w:r>
+      <w:r>
+        <w:t xml:space="preserve">id</w:t>
+      </w:r>
+      <w:r>
+        <w:t xml:space="preserve">INT</w:t>
+      </w:r>
+      <w:r>
+        <w:t xml:space="preserve">PK</w:t>
+      </w:r>
+      <w:r>
+        <w:t xml:space="preserve">id</w:t>
+      </w:r>
+      <w:r>
+        <w:t xml:space="preserve">INT</w:t>
+      </w:r>
+      <w:r>
+        <w:t xml:space="preserve">module</w:t>
+      </w:r>
+      <w:r>
+        <w:t xml:space="preserve">VARCHAR(100)</w:t>
+      </w:r>
+      <w:r>
+        <w:t xml:space="preserve">UK</w:t>
+      </w:r>
+      <w:r>
+        <w:t xml:space="preserve">FK</w:t>
+      </w:r>
+      <w:r>
+        <w:t xml:space="preserve">user_id</w:t>
+      </w:r>
+      <w:r>
+        <w:t xml:space="preserve">INT</w:t>
+      </w:r>
+      <w:r>
+        <w:t xml:space="preserve">display_mode</w:t>
+      </w:r>
+      <w:r>
+        <w:t xml:space="preserve">VARCHAR</w:t>
+      </w:r>
+      <w:r>
+        <w:t xml:space="preserve">module</w:t>
+      </w:r>
+      <w:r>
+        <w:t xml:space="preserve">VARCHAR(100)</w:t>
+      </w:r>
+      <w:r>
+        <w:t xml:space="preserve">items_per_page</w:t>
+      </w:r>
+      <w:r>
+        <w:t xml:space="preserve">INT</w:t>
+      </w:r>
+      <w:r>
+        <w:t xml:space="preserve">display_mode</w:t>
+      </w:r>
+      <w:r>
+        <w:t xml:space="preserve">VARCHAR</w:t>
+      </w:r>
+      <w:r>
+        <w:t xml:space="preserve">sort_field</w:t>
+      </w:r>
+      <w:r>
+        <w:t xml:space="preserve">VARCHAR</w:t>
+      </w:r>
+      <w:r>
+        <w:t xml:space="preserve">items_per_page</w:t>
+      </w:r>
+      <w:r>
+        <w:t xml:space="preserve">INT</w:t>
+      </w:r>
+      <w:r>
+        <w:t xml:space="preserve">sort_direction</w:t>
+      </w:r>
+      <w:r>
+        <w:t xml:space="preserve">ENUM</w:t>
+      </w:r>
+      <w:r>
+        <w:t xml:space="preserve">sort_field</w:t>
+      </w:r>
+      <w:r>
+        <w:t xml:space="preserve">VARCHAR</w:t>
+      </w:r>
+      <w:r>
+        <w:t xml:space="preserve">show_thumbnails</w:t>
+      </w:r>
+      <w:r>
+        <w:t xml:space="preserve">TINYINT</w:t>
+      </w:r>
+      <w:r>
+        <w:t xml:space="preserve">sort_direction</w:t>
+      </w:r>
+      <w:r>
+        <w:t xml:space="preserve">ENUM</w:t>
+      </w:r>
+      <w:r>
+        <w:t xml:space="preserve">show_descriptions</w:t>
+      </w:r>
+      <w:r>
+        <w:t xml:space="preserve">TINY</w:t>
+      </w:r>
+      <w:r>
+        <w:t xml:space="preserve">show_thumbnails</w:t>
+      </w:r>
+      <w:r>
+        <w:t xml:space="preserve">TINYINT</w:t>
+      </w:r>
+      <w:r>
+        <w:t xml:space="preserve">card_size</w:t>
+      </w:r>
+      <w:r>
+        <w:t xml:space="preserve">ENUM</w:t>
+      </w:r>
+      <w:r>
+        <w:t xml:space="preserve">show_descriptions</w:t>
+      </w:r>
+      <w:r>
+        <w:t xml:space="preserve">TINY</w:t>
+      </w:r>
+      <w:r>
+        <w:t xml:space="preserve">available_modes</w:t>
+      </w:r>
+      <w:r>
+        <w:t xml:space="preserve">JSON</w:t>
+      </w:r>
+      <w:r>
+        <w:t xml:space="preserve">card_size</w:t>
+      </w:r>
+      <w:r>
+        <w:t xml:space="preserve">ENUM</w:t>
+      </w:r>
+      <w:r>
+        <w:t xml:space="preserve">allow_user_override</w:t>
+      </w:r>
+      <w:r>
+        <w:t xml:space="preserve">TIN</w:t>
+      </w:r>
+      <w:r>
+        <w:t xml:space="preserve">is_custom</w:t>
+      </w:r>
+      <w:r>
+        <w:t xml:space="preserve">TINYINT</w:t>
+      </w:r>
+      <w:r>
+        <w:t xml:space="preserve">is_active</w:t>
+      </w:r>
+      <w:r>
+        <w:t xml:space="preserve">TINYINT</w:t>
+      </w:r>
+      <w:r>
+        <w:t xml:space="preserve">created_at</w:t>
+      </w:r>
+      <w:r>
+        <w:t xml:space="preserve">DATETIME</w:t>
+      </w:r>
+      <w:r>
+        <w:t xml:space="preserve">created_at</w:t>
+      </w:r>
+      <w:r>
+        <w:t xml:space="preserve">DATETIME</w:t>
+      </w:r>
+      <w:r>
+        <w:t xml:space="preserve">updated_at</w:t>
+      </w:r>
+      <w:r>
+        <w:t xml:space="preserve">DATETIME</w:t>
+      </w:r>
+      <w:r>
+        <w:t xml:space="preserve">updated_at</w:t>
+      </w:r>
+      <w:r>
+        <w:t xml:space="preserve">DATETIME</w:t>
+      </w:r>
+      <w:r>
+        <w:t xml:space="preserve">UK</w:t>
+      </w:r>
+      <w:r>
+        <w:t xml:space="preserve">(user_id,</w:t>
+      </w:r>
+      <w:r>
+        <w:t xml:space="preserve">module)</w:t>
       </w:r>
     </w:p>
     <w:bookmarkEnd w:id="22"/>
@@ -1688,436 +1485,304 @@
     </w:p>
     <w:p>
       <w:pPr>
-        <w:pStyle w:val="SourceCode"/>
+        <w:pStyle w:val="FirstParagraph"/>
       </w:pPr>
       <w:r>
-        <w:rPr>
-          <w:rStyle w:val="VerbatimChar"/>
-        </w:rPr>
-        <w:t xml:space="preserve">+-----------------------------------------------------------------------+</w:t>
-      </w:r>
-      <w:r>
-        <w:br/>
-      </w:r>
-      <w:r>
-        <w:rPr>
-          <w:rStyle w:val="VerbatimChar"/>
-        </w:rPr>
-        <w:t xml:space="preserve">|                     TYPE DETECTION FLOW                                |</w:t>
-      </w:r>
-      <w:r>
-        <w:br/>
-      </w:r>
-      <w:r>
-        <w:rPr>
-          <w:rStyle w:val="VerbatimChar"/>
-        </w:rPr>
-        <w:t xml:space="preserve">+-----------------------------------------------------------------------+</w:t>
-      </w:r>
-      <w:r>
-        <w:br/>
-      </w:r>
-      <w:r>
-        <w:rPr>
-          <w:rStyle w:val="VerbatimChar"/>
-        </w:rPr>
-        <w:t xml:space="preserve">|                                                                        |</w:t>
-      </w:r>
-      <w:r>
-        <w:br/>
-      </w:r>
-      <w:r>
-        <w:rPr>
-          <w:rStyle w:val="VerbatimChar"/>
-        </w:rPr>
-        <w:t xml:space="preserve">|  Information Object                                                    |</w:t>
-      </w:r>
-      <w:r>
-        <w:br/>
-      </w:r>
-      <w:r>
-        <w:rPr>
-          <w:rStyle w:val="VerbatimChar"/>
-        </w:rPr>
-        <w:t xml:space="preserve">|         |                                                              |</w:t>
-      </w:r>
-      <w:r>
-        <w:br/>
-      </w:r>
-      <w:r>
-        <w:rPr>
-          <w:rStyle w:val="VerbatimChar"/>
-        </w:rPr>
-        <w:t xml:space="preserve">|         V                                                              |</w:t>
-      </w:r>
-      <w:r>
-        <w:br/>
-      </w:r>
-      <w:r>
-        <w:rPr>
-          <w:rStyle w:val="VerbatimChar"/>
-        </w:rPr>
-        <w:t xml:space="preserve">|  1. Check display_object_config (cached assignment)                    |</w:t>
-      </w:r>
-      <w:r>
-        <w:br/>
-      </w:r>
-      <w:r>
-        <w:rPr>
-          <w:rStyle w:val="VerbatimChar"/>
-        </w:rPr>
-        <w:t xml:space="preserve">|         |                                                              |</w:t>
-      </w:r>
-      <w:r>
-        <w:br/>
-      </w:r>
-      <w:r>
-        <w:rPr>
-          <w:rStyle w:val="VerbatimChar"/>
-        </w:rPr>
-        <w:t xml:space="preserve">|         | (not found)                                                  |</w:t>
-      </w:r>
-      <w:r>
-        <w:br/>
-      </w:r>
-      <w:r>
-        <w:rPr>
-          <w:rStyle w:val="VerbatimChar"/>
-        </w:rPr>
-        <w:t xml:space="preserve">|         V                                                              |</w:t>
-      </w:r>
-      <w:r>
-        <w:br/>
-      </w:r>
-      <w:r>
-        <w:rPr>
-          <w:rStyle w:val="VerbatimChar"/>
-        </w:rPr>
-        <w:t xml:space="preserve">|  2. Detect by Level of Description                                     |</w:t>
-      </w:r>
-      <w:r>
-        <w:br/>
-      </w:r>
-      <w:r>
-        <w:rPr>
-          <w:rStyle w:val="VerbatimChar"/>
-        </w:rPr>
-        <w:t xml:space="preserve">|     +----------------------------------------------------------+      |</w:t>
-      </w:r>
-      <w:r>
-        <w:br/>
-      </w:r>
-      <w:r>
-        <w:rPr>
-          <w:rStyle w:val="VerbatimChar"/>
-        </w:rPr>
-        <w:t xml:space="preserve">|     | Level Name    -&gt;  Domain                                 |      |</w:t>
-      </w:r>
-      <w:r>
-        <w:br/>
-      </w:r>
-      <w:r>
-        <w:rPr>
-          <w:rStyle w:val="VerbatimChar"/>
-        </w:rPr>
-        <w:t xml:space="preserve">|     +----------------------------------------------------------+      |</w:t>
-      </w:r>
-      <w:r>
-        <w:br/>
-      </w:r>
-      <w:r>
-        <w:rPr>
-          <w:rStyle w:val="VerbatimChar"/>
-        </w:rPr>
-        <w:t xml:space="preserve">|     | fonds, series, file, item          -&gt;  archive           |      |</w:t>
-      </w:r>
-      <w:r>
-        <w:br/>
-      </w:r>
-      <w:r>
-        <w:rPr>
-          <w:rStyle w:val="VerbatimChar"/>
-        </w:rPr>
-        <w:t xml:space="preserve">|     | object, specimen, artefact         -&gt;  museum            |      |</w:t>
-      </w:r>
-      <w:r>
-        <w:br/>
-      </w:r>
-      <w:r>
-        <w:rPr>
-          <w:rStyle w:val="VerbatimChar"/>
-        </w:rPr>
-        <w:t xml:space="preserve">|     | artwork, painting, sculpture       -&gt;  gallery           |      |</w:t>
-      </w:r>
-      <w:r>
-        <w:br/>
-      </w:r>
-      <w:r>
-        <w:rPr>
-          <w:rStyle w:val="VerbatimChar"/>
-        </w:rPr>
-        <w:t xml:space="preserve">|     | book, periodical, volume           -&gt;  library           |      |</w:t>
-      </w:r>
-      <w:r>
-        <w:br/>
-      </w:r>
-      <w:r>
-        <w:rPr>
-          <w:rStyle w:val="VerbatimChar"/>
-        </w:rPr>
-        <w:t xml:space="preserve">|     | photograph, album, negative        -&gt;  dam               |      |</w:t>
-      </w:r>
-      <w:r>
-        <w:br/>
-      </w:r>
-      <w:r>
-        <w:rPr>
-          <w:rStyle w:val="VerbatimChar"/>
-        </w:rPr>
-        <w:t xml:space="preserve">|     | collection                         -&gt;  universal         |      |</w:t>
-      </w:r>
-      <w:r>
-        <w:br/>
-      </w:r>
-      <w:r>
-        <w:rPr>
-          <w:rStyle w:val="VerbatimChar"/>
-        </w:rPr>
-        <w:t xml:space="preserve">|     +----------------------------------------------------------+      |</w:t>
-      </w:r>
-      <w:r>
-        <w:br/>
-      </w:r>
-      <w:r>
-        <w:rPr>
-          <w:rStyle w:val="VerbatimChar"/>
-        </w:rPr>
-        <w:t xml:space="preserve">|         |                                                              |</w:t>
-      </w:r>
-      <w:r>
-        <w:br/>
-      </w:r>
-      <w:r>
-        <w:rPr>
-          <w:rStyle w:val="VerbatimChar"/>
-        </w:rPr>
-        <w:t xml:space="preserve">|         | (no match)                                                   |</w:t>
-      </w:r>
-      <w:r>
-        <w:br/>
-      </w:r>
-      <w:r>
-        <w:rPr>
-          <w:rStyle w:val="VerbatimChar"/>
-        </w:rPr>
-        <w:t xml:space="preserve">|         V                                                              |</w:t>
-      </w:r>
-      <w:r>
-        <w:br/>
-      </w:r>
-      <w:r>
-        <w:rPr>
-          <w:rStyle w:val="VerbatimChar"/>
-        </w:rPr>
-        <w:t xml:space="preserve">|  3. Inherit from Parent                                                |</w:t>
-      </w:r>
-      <w:r>
-        <w:br/>
-      </w:r>
-      <w:r>
-        <w:rPr>
-          <w:rStyle w:val="VerbatimChar"/>
-        </w:rPr>
-        <w:t xml:space="preserve">|     Check parent's display_object_config.object_type                   |</w:t>
-      </w:r>
-      <w:r>
-        <w:br/>
-      </w:r>
-      <w:r>
-        <w:rPr>
-          <w:rStyle w:val="VerbatimChar"/>
-        </w:rPr>
-        <w:t xml:space="preserve">|         |                                                              |</w:t>
-      </w:r>
-      <w:r>
-        <w:br/>
-      </w:r>
-      <w:r>
-        <w:rPr>
-          <w:rStyle w:val="VerbatimChar"/>
-        </w:rPr>
-        <w:t xml:space="preserve">|         | (no parent type)                                             |</w:t>
-      </w:r>
-      <w:r>
-        <w:br/>
-      </w:r>
-      <w:r>
-        <w:rPr>
-          <w:rStyle w:val="VerbatimChar"/>
-        </w:rPr>
-        <w:t xml:space="preserve">|         V                                                              |</w:t>
-      </w:r>
-      <w:r>
-        <w:br/>
-      </w:r>
-      <w:r>
-        <w:rPr>
-          <w:rStyle w:val="VerbatimChar"/>
-        </w:rPr>
-        <w:t xml:space="preserve">|  4. Detect by Events                                                   |</w:t>
-      </w:r>
-      <w:r>
-        <w:br/>
-      </w:r>
-      <w:r>
-        <w:rPr>
-          <w:rStyle w:val="VerbatimChar"/>
-        </w:rPr>
-        <w:t xml:space="preserve">|     +----------------------------------------------------------+      |</w:t>
-      </w:r>
-      <w:r>
-        <w:br/>
-      </w:r>
-      <w:r>
-        <w:rPr>
-          <w:rStyle w:val="VerbatimChar"/>
-        </w:rPr>
-        <w:t xml:space="preserve">|     | Event Type         -&gt;  Domain                            |      |</w:t>
-      </w:r>
-      <w:r>
-        <w:br/>
-      </w:r>
-      <w:r>
-        <w:rPr>
-          <w:rStyle w:val="VerbatimChar"/>
-        </w:rPr>
-        <w:t xml:space="preserve">|     +----------------------------------------------------------+      |</w:t>
-      </w:r>
-      <w:r>
-        <w:br/>
-      </w:r>
-      <w:r>
-        <w:rPr>
-          <w:rStyle w:val="VerbatimChar"/>
-        </w:rPr>
-        <w:t xml:space="preserve">|     | photographer       -&gt;  dam                               |      |</w:t>
-      </w:r>
-      <w:r>
-        <w:br/>
-      </w:r>
-      <w:r>
-        <w:rPr>
-          <w:rStyle w:val="VerbatimChar"/>
-        </w:rPr>
-        <w:t xml:space="preserve">|     | artist, painter    -&gt;  gallery                           |      |</w:t>
-      </w:r>
-      <w:r>
-        <w:br/>
-      </w:r>
-      <w:r>
-        <w:rPr>
-          <w:rStyle w:val="VerbatimChar"/>
-        </w:rPr>
-        <w:t xml:space="preserve">|     | author, writer     -&gt;  library                           |      |</w:t>
-      </w:r>
-      <w:r>
-        <w:br/>
-      </w:r>
-      <w:r>
-        <w:rPr>
-          <w:rStyle w:val="VerbatimChar"/>
-        </w:rPr>
-        <w:t xml:space="preserve">|     | production         -&gt;  museum                            |      |</w:t>
-      </w:r>
-      <w:r>
-        <w:br/>
-      </w:r>
-      <w:r>
-        <w:rPr>
-          <w:rStyle w:val="VerbatimChar"/>
-        </w:rPr>
-        <w:t xml:space="preserve">|     +----------------------------------------------------------+      |</w:t>
-      </w:r>
-      <w:r>
-        <w:br/>
-      </w:r>
-      <w:r>
-        <w:rPr>
-          <w:rStyle w:val="VerbatimChar"/>
-        </w:rPr>
-        <w:t xml:space="preserve">|         |                                                              |</w:t>
-      </w:r>
-      <w:r>
-        <w:br/>
-      </w:r>
-      <w:r>
-        <w:rPr>
-          <w:rStyle w:val="VerbatimChar"/>
-        </w:rPr>
-        <w:t xml:space="preserve">|         | (no match)                                                   |</w:t>
-      </w:r>
-      <w:r>
-        <w:br/>
-      </w:r>
-      <w:r>
-        <w:rPr>
-          <w:rStyle w:val="VerbatimChar"/>
-        </w:rPr>
-        <w:t xml:space="preserve">|         V                                                              |</w:t>
-      </w:r>
-      <w:r>
-        <w:br/>
-      </w:r>
-      <w:r>
-        <w:rPr>
-          <w:rStyle w:val="VerbatimChar"/>
-        </w:rPr>
-        <w:t xml:space="preserve">|  5. Default to 'archive'                                               |</w:t>
-      </w:r>
-      <w:r>
-        <w:br/>
-      </w:r>
-      <w:r>
-        <w:rPr>
-          <w:rStyle w:val="VerbatimChar"/>
-        </w:rPr>
-        <w:t xml:space="preserve">|         |                                                              |</w:t>
-      </w:r>
-      <w:r>
-        <w:br/>
-      </w:r>
-      <w:r>
-        <w:rPr>
-          <w:rStyle w:val="VerbatimChar"/>
-        </w:rPr>
-        <w:t xml:space="preserve">|         V                                                              |</w:t>
-      </w:r>
-      <w:r>
-        <w:br/>
-      </w:r>
-      <w:r>
-        <w:rPr>
-          <w:rStyle w:val="VerbatimChar"/>
-        </w:rPr>
-        <w:t xml:space="preserve">|  Save to display_object_config                                         |</w:t>
-      </w:r>
-      <w:r>
-        <w:br/>
-      </w:r>
-      <w:r>
-        <w:rPr>
-          <w:rStyle w:val="VerbatimChar"/>
-        </w:rPr>
-        <w:t xml:space="preserve">|                                                                        |</w:t>
-      </w:r>
-      <w:r>
-        <w:br/>
-      </w:r>
-      <w:r>
-        <w:rPr>
-          <w:rStyle w:val="VerbatimChar"/>
-        </w:rPr>
-        <w:t xml:space="preserve">+-----------------------------------------------------------------------+</w:t>
+        <w:t xml:space="preserve">TYPE</w:t>
+      </w:r>
+      <w:r>
+        <w:t xml:space="preserve">DETECTION</w:t>
+      </w:r>
+      <w:r>
+        <w:t xml:space="preserve">FLOW</w:t>
+      </w:r>
+      <w:r>
+        <w:t xml:space="preserve">Information</w:t>
+      </w:r>
+      <w:r>
+        <w:t xml:space="preserve">Object</w:t>
+      </w:r>
+      <w:r>
+        <w:t xml:space="preserve">V</w:t>
+      </w:r>
+      <w:r>
+        <w:t xml:space="preserve">1.</w:t>
+      </w:r>
+      <w:r>
+        <w:t xml:space="preserve">Check</w:t>
+      </w:r>
+      <w:r>
+        <w:t xml:space="preserve">display_object_config</w:t>
+      </w:r>
+      <w:r>
+        <w:t xml:space="preserve">(cached</w:t>
+      </w:r>
+      <w:r>
+        <w:t xml:space="preserve">assignment)</w:t>
+      </w:r>
+      <w:r>
+        <w:t xml:space="preserve">(not</w:t>
+      </w:r>
+      <w:r>
+        <w:t xml:space="preserve">found)</w:t>
+      </w:r>
+      <w:r>
+        <w:t xml:space="preserve">V</w:t>
+      </w:r>
+      <w:r>
+        <w:t xml:space="preserve">2.</w:t>
+      </w:r>
+      <w:r>
+        <w:t xml:space="preserve">Detect</w:t>
+      </w:r>
+      <w:r>
+        <w:t xml:space="preserve">by</w:t>
+      </w:r>
+      <w:r>
+        <w:t xml:space="preserve">Level</w:t>
+      </w:r>
+      <w:r>
+        <w:t xml:space="preserve">of</w:t>
+      </w:r>
+      <w:r>
+        <w:t xml:space="preserve">Description</w:t>
+      </w:r>
+      <w:r>
+        <w:t xml:space="preserve">Level</w:t>
+      </w:r>
+      <w:r>
+        <w:t xml:space="preserve">Name</w:t>
+      </w:r>
+      <w:r>
+        <w:t xml:space="preserve">-&gt;</w:t>
+      </w:r>
+      <w:r>
+        <w:t xml:space="preserve">Domain</w:t>
+      </w:r>
+      <w:r>
+        <w:t xml:space="preserve">fonds,</w:t>
+      </w:r>
+      <w:r>
+        <w:t xml:space="preserve">series,</w:t>
+      </w:r>
+      <w:r>
+        <w:t xml:space="preserve">file,</w:t>
+      </w:r>
+      <w:r>
+        <w:t xml:space="preserve">item</w:t>
+      </w:r>
+      <w:r>
+        <w:t xml:space="preserve">-&gt;</w:t>
+      </w:r>
+      <w:r>
+        <w:t xml:space="preserve">archive</w:t>
+      </w:r>
+      <w:r>
+        <w:t xml:space="preserve">object,</w:t>
+      </w:r>
+      <w:r>
+        <w:t xml:space="preserve">specimen,</w:t>
+      </w:r>
+      <w:r>
+        <w:t xml:space="preserve">artefact</w:t>
+      </w:r>
+      <w:r>
+        <w:t xml:space="preserve">-&gt;</w:t>
+      </w:r>
+      <w:r>
+        <w:t xml:space="preserve">museum</w:t>
+      </w:r>
+      <w:r>
+        <w:t xml:space="preserve">artwork,</w:t>
+      </w:r>
+      <w:r>
+        <w:t xml:space="preserve">painting,</w:t>
+      </w:r>
+      <w:r>
+        <w:t xml:space="preserve">sculpture</w:t>
+      </w:r>
+      <w:r>
+        <w:t xml:space="preserve">-&gt;</w:t>
+      </w:r>
+      <w:r>
+        <w:t xml:space="preserve">gallery</w:t>
+      </w:r>
+      <w:r>
+        <w:t xml:space="preserve">book,</w:t>
+      </w:r>
+      <w:r>
+        <w:t xml:space="preserve">periodical,</w:t>
+      </w:r>
+      <w:r>
+        <w:t xml:space="preserve">volume</w:t>
+      </w:r>
+      <w:r>
+        <w:t xml:space="preserve">-&gt;</w:t>
+      </w:r>
+      <w:r>
+        <w:t xml:space="preserve">library</w:t>
+      </w:r>
+      <w:r>
+        <w:t xml:space="preserve">photograph,</w:t>
+      </w:r>
+      <w:r>
+        <w:t xml:space="preserve">album,</w:t>
+      </w:r>
+      <w:r>
+        <w:t xml:space="preserve">negative</w:t>
+      </w:r>
+      <w:r>
+        <w:t xml:space="preserve">-&gt;</w:t>
+      </w:r>
+      <w:r>
+        <w:t xml:space="preserve">dam</w:t>
+      </w:r>
+      <w:r>
+        <w:t xml:space="preserve">collection</w:t>
+      </w:r>
+      <w:r>
+        <w:t xml:space="preserve">-&gt;</w:t>
+      </w:r>
+      <w:r>
+        <w:t xml:space="preserve">universal</w:t>
+      </w:r>
+      <w:r>
+        <w:t xml:space="preserve">(no</w:t>
+      </w:r>
+      <w:r>
+        <w:t xml:space="preserve">match)</w:t>
+      </w:r>
+      <w:r>
+        <w:t xml:space="preserve">V</w:t>
+      </w:r>
+      <w:r>
+        <w:t xml:space="preserve">3.</w:t>
+      </w:r>
+      <w:r>
+        <w:t xml:space="preserve">Inherit</w:t>
+      </w:r>
+      <w:r>
+        <w:t xml:space="preserve">from</w:t>
+      </w:r>
+      <w:r>
+        <w:t xml:space="preserve">Parent</w:t>
+      </w:r>
+      <w:r>
+        <w:t xml:space="preserve">Check</w:t>
+      </w:r>
+      <w:r>
+        <w:t xml:space="preserve">parent's</w:t>
+      </w:r>
+      <w:r>
+        <w:t xml:space="preserve">display_object_config.object_type</w:t>
+      </w:r>
+      <w:r>
+        <w:t xml:space="preserve">(no</w:t>
+      </w:r>
+      <w:r>
+        <w:t xml:space="preserve">parent</w:t>
+      </w:r>
+      <w:r>
+        <w:t xml:space="preserve">type)</w:t>
+      </w:r>
+      <w:r>
+        <w:t xml:space="preserve">V</w:t>
+      </w:r>
+      <w:r>
+        <w:t xml:space="preserve">4.</w:t>
+      </w:r>
+      <w:r>
+        <w:t xml:space="preserve">Detect</w:t>
+      </w:r>
+      <w:r>
+        <w:t xml:space="preserve">by</w:t>
+      </w:r>
+      <w:r>
+        <w:t xml:space="preserve">Events</w:t>
+      </w:r>
+      <w:r>
+        <w:t xml:space="preserve">Event</w:t>
+      </w:r>
+      <w:r>
+        <w:t xml:space="preserve">Type</w:t>
+      </w:r>
+      <w:r>
+        <w:t xml:space="preserve">-&gt;</w:t>
+      </w:r>
+      <w:r>
+        <w:t xml:space="preserve">Domain</w:t>
+      </w:r>
+      <w:r>
+        <w:t xml:space="preserve">photographer</w:t>
+      </w:r>
+      <w:r>
+        <w:t xml:space="preserve">-&gt;</w:t>
+      </w:r>
+      <w:r>
+        <w:t xml:space="preserve">dam</w:t>
+      </w:r>
+      <w:r>
+        <w:t xml:space="preserve">artist,</w:t>
+      </w:r>
+      <w:r>
+        <w:t xml:space="preserve">painter</w:t>
+      </w:r>
+      <w:r>
+        <w:t xml:space="preserve">-&gt;</w:t>
+      </w:r>
+      <w:r>
+        <w:t xml:space="preserve">gallery</w:t>
+      </w:r>
+      <w:r>
+        <w:t xml:space="preserve">author,</w:t>
+      </w:r>
+      <w:r>
+        <w:t xml:space="preserve">writer</w:t>
+      </w:r>
+      <w:r>
+        <w:t xml:space="preserve">-&gt;</w:t>
+      </w:r>
+      <w:r>
+        <w:t xml:space="preserve">library</w:t>
+      </w:r>
+      <w:r>
+        <w:t xml:space="preserve">production</w:t>
+      </w:r>
+      <w:r>
+        <w:t xml:space="preserve">-&gt;</w:t>
+      </w:r>
+      <w:r>
+        <w:t xml:space="preserve">museum</w:t>
+      </w:r>
+      <w:r>
+        <w:t xml:space="preserve">(no</w:t>
+      </w:r>
+      <w:r>
+        <w:t xml:space="preserve">match)</w:t>
+      </w:r>
+      <w:r>
+        <w:t xml:space="preserve">V</w:t>
+      </w:r>
+      <w:r>
+        <w:t xml:space="preserve">5.</w:t>
+      </w:r>
+      <w:r>
+        <w:t xml:space="preserve">Default</w:t>
+      </w:r>
+      <w:r>
+        <w:t xml:space="preserve">to</w:t>
+      </w:r>
+      <w:r>
+        <w:t xml:space="preserve">'archive'</w:t>
+      </w:r>
+      <w:r>
+        <w:t xml:space="preserve">Save</w:t>
+      </w:r>
+      <w:r>
+        <w:t xml:space="preserve">to</w:t>
+      </w:r>
+      <w:r>
+        <w:t xml:space="preserve">display_object_config</w:t>
       </w:r>
     </w:p>
     <w:p>
@@ -19531,184 +19196,184 @@
     </w:p>
     <w:p>
       <w:pPr>
-        <w:pStyle w:val="SourceCode"/>
+        <w:pStyle w:val="FirstParagraph"/>
       </w:pPr>
       <w:r>
-        <w:rPr>
-          <w:rStyle w:val="VerbatimChar"/>
-        </w:rPr>
-        <w:t xml:space="preserve">+-----------------------------------------------------------------------+</w:t>
-      </w:r>
-      <w:r>
-        <w:br/>
-      </w:r>
-      <w:r>
-        <w:rPr>
-          <w:rStyle w:val="VerbatimChar"/>
-        </w:rPr>
-        <w:t xml:space="preserve">|                    PREFERENCE RESOLUTION                               |</w:t>
-      </w:r>
-      <w:r>
-        <w:br/>
-      </w:r>
-      <w:r>
-        <w:rPr>
-          <w:rStyle w:val="VerbatimChar"/>
-        </w:rPr>
-        <w:t xml:space="preserve">+-----------------------------------------------------------------------+</w:t>
-      </w:r>
-      <w:r>
-        <w:br/>
-      </w:r>
-      <w:r>
-        <w:rPr>
-          <w:rStyle w:val="VerbatimChar"/>
-        </w:rPr>
-        <w:t xml:space="preserve">|                                                                        |</w:t>
-      </w:r>
-      <w:r>
-        <w:br/>
-      </w:r>
-      <w:r>
-        <w:rPr>
-          <w:rStyle w:val="VerbatimChar"/>
-        </w:rPr>
-        <w:t xml:space="preserve">|  1. User Preference (user_display_preference)                          |</w:t>
-      </w:r>
-      <w:r>
-        <w:br/>
-      </w:r>
-      <w:r>
-        <w:rPr>
-          <w:rStyle w:val="VerbatimChar"/>
-        </w:rPr>
-        <w:t xml:space="preserve">|     - Only if is_custom = 1                                            |</w:t>
-      </w:r>
-      <w:r>
-        <w:br/>
-      </w:r>
-      <w:r>
-        <w:rPr>
-          <w:rStyle w:val="VerbatimChar"/>
-        </w:rPr>
-        <w:t xml:space="preserve">|     - Only if global.allow_user_override = 1                           |</w:t>
-      </w:r>
-      <w:r>
-        <w:br/>
-      </w:r>
-      <w:r>
-        <w:rPr>
-          <w:rStyle w:val="VerbatimChar"/>
-        </w:rPr>
-        <w:t xml:space="preserve">|              |                                                         |</w:t>
-      </w:r>
-      <w:r>
-        <w:br/>
-      </w:r>
-      <w:r>
-        <w:rPr>
-          <w:rStyle w:val="VerbatimChar"/>
-        </w:rPr>
-        <w:t xml:space="preserve">|              V (not found or not allowed)                              |</w:t>
-      </w:r>
-      <w:r>
-        <w:br/>
-      </w:r>
-      <w:r>
-        <w:rPr>
-          <w:rStyle w:val="VerbatimChar"/>
-        </w:rPr>
-        <w:t xml:space="preserve">|  2. Global Setting (display_mode_global)                               |</w:t>
-      </w:r>
-      <w:r>
-        <w:br/>
-      </w:r>
-      <w:r>
-        <w:rPr>
-          <w:rStyle w:val="VerbatimChar"/>
-        </w:rPr>
-        <w:t xml:space="preserve">|     - Per-module defaults set by admin                                 |</w:t>
-      </w:r>
-      <w:r>
-        <w:br/>
-      </w:r>
-      <w:r>
-        <w:rPr>
-          <w:rStyle w:val="VerbatimChar"/>
-        </w:rPr>
-        <w:t xml:space="preserve">|              |                                                         |</w:t>
-      </w:r>
-      <w:r>
-        <w:br/>
-      </w:r>
-      <w:r>
-        <w:rPr>
-          <w:rStyle w:val="VerbatimChar"/>
-        </w:rPr>
-        <w:t xml:space="preserve">|              V (not found)                                              |</w:t>
-      </w:r>
-      <w:r>
-        <w:br/>
-      </w:r>
-      <w:r>
-        <w:rPr>
-          <w:rStyle w:val="VerbatimChar"/>
-        </w:rPr>
-        <w:t xml:space="preserve">|  3. Hardcoded Defaults                                                 |</w:t>
-      </w:r>
-      <w:r>
-        <w:br/>
-      </w:r>
-      <w:r>
-        <w:rPr>
-          <w:rStyle w:val="VerbatimChar"/>
-        </w:rPr>
-        <w:t xml:space="preserve">|     - informationobject: list, 30 items                                |</w:t>
-      </w:r>
-      <w:r>
-        <w:br/>
-      </w:r>
-      <w:r>
-        <w:rPr>
-          <w:rStyle w:val="VerbatimChar"/>
-        </w:rPr>
-        <w:t xml:space="preserve">|     - digitalobject: grid, 24 items                                    |</w:t>
-      </w:r>
-      <w:r>
-        <w:br/>
-      </w:r>
-      <w:r>
-        <w:rPr>
-          <w:rStyle w:val="VerbatimChar"/>
-        </w:rPr>
-        <w:t xml:space="preserve">|     - gallery: gallery, 12 items                                       |</w:t>
-      </w:r>
-      <w:r>
-        <w:br/>
-      </w:r>
-      <w:r>
-        <w:rPr>
-          <w:rStyle w:val="VerbatimChar"/>
-        </w:rPr>
-        <w:t xml:space="preserve">|     - dam: grid, 24 items                                              |</w:t>
-      </w:r>
-      <w:r>
-        <w:br/>
-      </w:r>
-      <w:r>
-        <w:rPr>
-          <w:rStyle w:val="VerbatimChar"/>
-        </w:rPr>
-        <w:t xml:space="preserve">|                                                                        |</w:t>
-      </w:r>
-      <w:r>
-        <w:br/>
-      </w:r>
-      <w:r>
-        <w:rPr>
-          <w:rStyle w:val="VerbatimChar"/>
-        </w:rPr>
-        <w:t xml:space="preserve">+-----------------------------------------------------------------------+</w:t>
+        <w:t xml:space="preserve">PREFERENCE</w:t>
+      </w:r>
+      <w:r>
+        <w:t xml:space="preserve">RESOLUTION</w:t>
+      </w:r>
+      <w:r>
+        <w:t xml:space="preserve">1.</w:t>
+      </w:r>
+      <w:r>
+        <w:t xml:space="preserve">User</w:t>
+      </w:r>
+      <w:r>
+        <w:t xml:space="preserve">Preference</w:t>
+      </w:r>
+      <w:r>
+        <w:t xml:space="preserve">(user_display_preference)</w:t>
+      </w:r>
+      <w:r>
+        <w:t xml:space="preserve">-</w:t>
+      </w:r>
+      <w:r>
+        <w:t xml:space="preserve">Only</w:t>
+      </w:r>
+      <w:r>
+        <w:t xml:space="preserve">if</w:t>
+      </w:r>
+      <w:r>
+        <w:t xml:space="preserve">is_custom</w:t>
+      </w:r>
+      <w:r>
+        <w:t xml:space="preserve">=</w:t>
+      </w:r>
+      <w:r>
+        <w:t xml:space="preserve">1</w:t>
+      </w:r>
+      <w:r>
+        <w:t xml:space="preserve">-</w:t>
+      </w:r>
+      <w:r>
+        <w:t xml:space="preserve">Only</w:t>
+      </w:r>
+      <w:r>
+        <w:t xml:space="preserve">if</w:t>
+      </w:r>
+      <w:r>
+        <w:t xml:space="preserve">global.allow_user_override</w:t>
+      </w:r>
+      <w:r>
+        <w:t xml:space="preserve">=</w:t>
+      </w:r>
+      <w:r>
+        <w:t xml:space="preserve">1</w:t>
+      </w:r>
+      <w:r>
+        <w:t xml:space="preserve">V</w:t>
+      </w:r>
+      <w:r>
+        <w:t xml:space="preserve">(not</w:t>
+      </w:r>
+      <w:r>
+        <w:t xml:space="preserve">found</w:t>
+      </w:r>
+      <w:r>
+        <w:t xml:space="preserve">or</w:t>
+      </w:r>
+      <w:r>
+        <w:t xml:space="preserve">not</w:t>
+      </w:r>
+      <w:r>
+        <w:t xml:space="preserve">allowed)</w:t>
+      </w:r>
+      <w:r>
+        <w:t xml:space="preserve">2.</w:t>
+      </w:r>
+      <w:r>
+        <w:t xml:space="preserve">Global</w:t>
+      </w:r>
+      <w:r>
+        <w:t xml:space="preserve">Setting</w:t>
+      </w:r>
+      <w:r>
+        <w:t xml:space="preserve">(display_mode_global)</w:t>
+      </w:r>
+      <w:r>
+        <w:t xml:space="preserve">-</w:t>
+      </w:r>
+      <w:r>
+        <w:t xml:space="preserve">Per-module</w:t>
+      </w:r>
+      <w:r>
+        <w:t xml:space="preserve">defaults</w:t>
+      </w:r>
+      <w:r>
+        <w:t xml:space="preserve">set</w:t>
+      </w:r>
+      <w:r>
+        <w:t xml:space="preserve">by</w:t>
+      </w:r>
+      <w:r>
+        <w:t xml:space="preserve">admin</w:t>
+      </w:r>
+      <w:r>
+        <w:t xml:space="preserve">(not</w:t>
+      </w:r>
+      <w:r>
+        <w:t xml:space="preserve">found)</w:t>
+      </w:r>
+      <w:r>
+        <w:t xml:space="preserve">3.</w:t>
+      </w:r>
+      <w:r>
+        <w:t xml:space="preserve">Hardcoded</w:t>
+      </w:r>
+      <w:r>
+        <w:t xml:space="preserve">Defaults</w:t>
+      </w:r>
+      <w:r>
+        <w:t xml:space="preserve">-</w:t>
+      </w:r>
+      <w:r>
+        <w:t xml:space="preserve">informationobject:</w:t>
+      </w:r>
+      <w:r>
+        <w:t xml:space="preserve">list,</w:t>
+      </w:r>
+      <w:r>
+        <w:t xml:space="preserve">30</w:t>
+      </w:r>
+      <w:r>
+        <w:t xml:space="preserve">items</w:t>
+      </w:r>
+      <w:r>
+        <w:t xml:space="preserve">-</w:t>
+      </w:r>
+      <w:r>
+        <w:t xml:space="preserve">digitalobject:</w:t>
+      </w:r>
+      <w:r>
+        <w:t xml:space="preserve">grid,</w:t>
+      </w:r>
+      <w:r>
+        <w:t xml:space="preserve">24</w:t>
+      </w:r>
+      <w:r>
+        <w:t xml:space="preserve">items</w:t>
+      </w:r>
+      <w:r>
+        <w:t xml:space="preserve">-</w:t>
+      </w:r>
+      <w:r>
+        <w:t xml:space="preserve">gallery:</w:t>
+      </w:r>
+      <w:r>
+        <w:t xml:space="preserve">gallery,</w:t>
+      </w:r>
+      <w:r>
+        <w:t xml:space="preserve">12</w:t>
+      </w:r>
+      <w:r>
+        <w:t xml:space="preserve">items</w:t>
+      </w:r>
+      <w:r>
+        <w:t xml:space="preserve">-</w:t>
+      </w:r>
+      <w:r>
+        <w:t xml:space="preserve">dam:</w:t>
+      </w:r>
+      <w:r>
+        <w:t xml:space="preserve">grid,</w:t>
+      </w:r>
+      <w:r>
+        <w:t xml:space="preserve">24</w:t>
+      </w:r>
+      <w:r>
+        <w:t xml:space="preserve">items</w:t>
       </w:r>
     </w:p>
     <w:p>
@@ -20459,7 +20124,7 @@
               <w:jc w:val="left"/>
             </w:pPr>
             <w:r>
-              <w:t xml:space="preserve">Full Spectrum object</w:t>
+              <w:t xml:space="preserve">Full Collections Procedures object</w:t>
             </w:r>
           </w:p>
         </w:tc>
@@ -22278,7 +21943,7 @@
   <w:docDefaults>
     <w:rPrDefault>
       <w:rPr>
-        <w:rFonts w:ascii="Arial" w:cs="Arial" w:eastAsia="Arial" w:hAnsi="Arial"/>
+        <w:rFonts w:asciiTheme="minorHAnsi" w:cstheme="minorBidi" w:eastAsiaTheme="minorHAnsi" w:hAnsiTheme="minorHAnsi"/>
         <w:sz w:val="24"/>
         <w:szCs w:val="24"/>
         <w:lang w:bidi="ar-SA" w:eastAsia="en-US" w:val="en-US"/>
@@ -22286,7 +21951,7 @@
     </w:rPrDefault>
     <w:pPrDefault>
       <w:pPr>
-        <w:spacing w:after="200" w:line="360" w:lineRule="auto"/>
+        <w:spacing w:after="200"/>
       </w:pPr>
     </w:pPrDefault>
   </w:docDefaults>
@@ -23039,7 +22704,7 @@
     </a:clrScheme>
     <a:fontScheme name="Office">
       <a:majorFont>
-        <a:latin typeface="Arial"/>
+        <a:latin typeface="Calibri"/>
         <a:ea typeface=""/>
         <a:cs typeface=""/>
         <a:font script="Jpan" typeface="ＭＳ ゴシック"/>
@@ -23073,7 +22738,7 @@
         <a:font script="Uigh" typeface="Microsoft Uighur"/>
       </a:majorFont>
       <a:minorFont>
-        <a:latin typeface="Arial"/>
+        <a:latin typeface="Cambria"/>
         <a:ea typeface=""/>
         <a:cs typeface=""/>
         <a:font script="Jpan" typeface="ＭＳ 明朝"/>
